--- a/tillsyn/A 41565-2023 tillsynsbegäran.docx
+++ b/tillsyn/A 41565-2023 tillsynsbegäran.docx
@@ -523,7 +523,7 @@
     <w:r>
       <w:tab/>
       <w:tab/>
-      <w:t>2026-06-11</w:t>
+      <w:t>2026-06-12</w:t>
       <w:br/>
       <w:br/>
     </w:r>

--- a/tillsyn/A 41565-2023 tillsynsbegäran.docx
+++ b/tillsyn/A 41565-2023 tillsynsbegäran.docx
@@ -523,7 +523,7 @@
     <w:r>
       <w:tab/>
       <w:tab/>
-      <w:t>2026-06-12</w:t>
+      <w:t>2026-06-13</w:t>
       <w:br/>
       <w:br/>
     </w:r>

--- a/tillsyn/A 41565-2023 tillsynsbegäran.docx
+++ b/tillsyn/A 41565-2023 tillsynsbegäran.docx
@@ -523,7 +523,7 @@
     <w:r>
       <w:tab/>
       <w:tab/>
-      <w:t>2026-06-13</w:t>
+      <w:t>2026-06-14</w:t>
       <w:br/>
       <w:br/>
     </w:r>

--- a/tillsyn/A 41565-2023 tillsynsbegäran.docx
+++ b/tillsyn/A 41565-2023 tillsynsbegäran.docx
@@ -523,7 +523,7 @@
     <w:r>
       <w:tab/>
       <w:tab/>
-      <w:t>2026-06-14</w:t>
+      <w:t>2026-06-15</w:t>
       <w:br/>
       <w:br/>
     </w:r>

--- a/tillsyn/A 41565-2023 tillsynsbegäran.docx
+++ b/tillsyn/A 41565-2023 tillsynsbegäran.docx
@@ -523,7 +523,7 @@
     <w:r>
       <w:tab/>
       <w:tab/>
-      <w:t>2026-06-15</w:t>
+      <w:t>2026-06-16</w:t>
       <w:br/>
       <w:br/>
     </w:r>

--- a/tillsyn/A 41565-2023 tillsynsbegäran.docx
+++ b/tillsyn/A 41565-2023 tillsynsbegäran.docx
@@ -523,7 +523,7 @@
     <w:r>
       <w:tab/>
       <w:tab/>
-      <w:t>2026-06-16</w:t>
+      <w:t>2026-06-17</w:t>
       <w:br/>
       <w:br/>
     </w:r>

--- a/tillsyn/A 41565-2023 tillsynsbegäran.docx
+++ b/tillsyn/A 41565-2023 tillsynsbegäran.docx
@@ -1,6 +1,6 @@
 
 <file path=word/document.xml><?xml version="1.0" encoding="utf-8"?>
-<w:document xmlns:wpc="http://schemas.microsoft.com/office/word/2010/wordprocessingCanvas" xmlns:cx="http://schemas.microsoft.com/office/drawing/2014/chartex" xmlns:cx1="http://schemas.microsoft.com/office/drawing/2015/9/8/chartex" xmlns:cx2="http://schemas.microsoft.com/office/drawing/2015/10/21/chartex" xmlns:cx3="http://schemas.microsoft.com/office/drawing/2016/5/9/chartex" xmlns:cx4="http://schemas.microsoft.com/office/drawing/2016/5/10/chartex" xmlns:cx5="http://schemas.microsoft.com/office/drawing/2016/5/11/chartex" xmlns:cx6="http://schemas.microsoft.com/office/drawing/2016/5/12/chartex" xmlns:cx7="http://schemas.microsoft.com/office/drawing/2016/5/13/chartex" xmlns:cx8="http://schemas.microsoft.com/office/drawing/2016/5/14/chartex" xmlns:mc="http://schemas.openxmlformats.org/markup-compatibility/2006" xmlns:aink="http://schemas.microsoft.com/office/drawing/2016/ink" xmlns:am3d="http://schemas.microsoft.com/office/drawing/2017/model3d" xmlns:o="urn:schemas-microsoft-com:office:office" xmlns:oel="http://schemas.microsoft.com/office/2019/extlst" xmlns:r="http://schemas.openxmlformats.org/officeDocument/2006/relationships" xmlns:m="http://schemas.openxmlformats.org/officeDocument/2006/math" xmlns:v="urn:schemas-microsoft-com:vml" xmlns:wp14="http://schemas.microsoft.com/office/word/2010/wordprocessingDrawing" xmlns:wp="http://schemas.openxmlformats.org/drawingml/2006/wordprocessingDrawing" xmlns:w10="urn:schemas-microsoft-com:office:word" xmlns:w="http://schemas.openxmlformats.org/wordprocessingml/2006/main" xmlns:w14="http://schemas.microsoft.com/office/word/2010/wordml" xmlns:w15="http://schemas.microsoft.com/office/word/2012/wordml" xmlns:w16cex="http://schemas.microsoft.com/office/word/2018/wordml/cex" xmlns:w16cid="http://schemas.microsoft.com/office/word/2016/wordml/cid" xmlns:w16="http://schemas.microsoft.com/office/word/2018/wordml" xmlns:w16sdtdh="http://schemas.microsoft.com/office/word/2020/wordml/sdtdatahash" xmlns:w16se="http://schemas.microsoft.com/office/word/2015/wordml/symex" xmlns:wpg="http://schemas.microsoft.com/office/word/2010/wordprocessingGroup" xmlns:wpi="http://schemas.microsoft.com/office/word/2010/wordprocessingInk" xmlns:wne="http://schemas.microsoft.com/office/word/2006/wordml" xmlns:wps="http://schemas.microsoft.com/office/word/2010/wordprocessingShape" mc:Ignorable="w14 w15 w16se w16cid w16 w16cex w16sdtdh wp14">
+<w:document xmlns:wpc="http://schemas.microsoft.com/office/word/2010/wordprocessingCanvas" xmlns:cx="http://schemas.microsoft.com/office/drawing/2014/chartex" xmlns:cx1="http://schemas.microsoft.com/office/drawing/2015/9/8/chartex" xmlns:cx2="http://schemas.microsoft.com/office/drawing/2015/10/21/chartex" xmlns:cx3="http://schemas.microsoft.com/office/drawing/2016/5/9/chartex" xmlns:cx4="http://schemas.microsoft.com/office/drawing/2016/5/10/chartex" xmlns:cx5="http://schemas.microsoft.com/office/drawing/2016/5/11/chartex" xmlns:cx6="http://schemas.microsoft.com/office/drawing/2016/5/12/chartex" xmlns:cx7="http://schemas.microsoft.com/office/drawing/2016/5/13/chartex" xmlns:cx8="http://schemas.microsoft.com/office/drawing/2016/5/14/chartex" xmlns:mc="http://schemas.openxmlformats.org/markup-compatibility/2006" xmlns:aink="http://schemas.microsoft.com/office/drawing/2016/ink" xmlns:am3d="http://schemas.microsoft.com/office/drawing/2017/model3d" xmlns:o="urn:schemas-microsoft-com:office:office" xmlns:oel="http://schemas.microsoft.com/office/2019/extlst" xmlns:r="http://schemas.openxmlformats.org/officeDocument/2006/relationships" xmlns:m="http://schemas.openxmlformats.org/officeDocument/2006/math" xmlns:v="urn:schemas-microsoft-com:vml" xmlns:wp14="http://schemas.microsoft.com/office/word/2010/wordprocessingDrawing" xmlns:wp="http://schemas.openxmlformats.org/drawingml/2006/wordprocessingDrawing" xmlns:w10="urn:schemas-microsoft-com:office:word" xmlns:w="http://schemas.openxmlformats.org/wordprocessingml/2006/main" xmlns:w14="http://schemas.microsoft.com/office/word/2010/wordml" xmlns:w15="http://schemas.microsoft.com/office/word/2012/wordml" xmlns:w16cex="http://schemas.microsoft.com/office/word/2018/wordml/cex" xmlns:w16cid="http://schemas.microsoft.com/office/word/2016/wordml/cid" xmlns:w16="http://schemas.microsoft.com/office/word/2018/wordml" xmlns:w16du="http://schemas.microsoft.com/office/word/2023/wordml/word16du" xmlns:w16sdtdh="http://schemas.microsoft.com/office/word/2020/wordml/sdtdatahash" xmlns:w16sdtfl="http://schemas.microsoft.com/office/word/2024/wordml/sdtformatlock" xmlns:w16se="http://schemas.microsoft.com/office/word/2015/wordml/symex" xmlns:wpg="http://schemas.microsoft.com/office/word/2010/wordprocessingGroup" xmlns:wpi="http://schemas.microsoft.com/office/word/2010/wordprocessingInk" xmlns:wne="http://schemas.microsoft.com/office/word/2006/wordml" xmlns:wps="http://schemas.microsoft.com/office/word/2010/wordprocessingShape" mc:Ignorable="w14 w15 w16se w16cid w16 w16cex w16sdtdh w16sdtfl w16du wp14">
   <w:body>
     <w:p>
       <w:pPr>
@@ -12,35 +12,10 @@
     </w:p>
     <w:p>
       <w:r>
-        <w:t>Detta dokument behandlar höga naturvärden i avverkningsanmälan A 41565-2023 i Karlstads kommun. Denna avverkningsanmälan inkom 2023-09-06 00:00:00 och omfattar 1,7 ha.</w:t>
+        <w:t>Detta dokument behandlar höga naturvärden i avverkningsanmälan A 41565-2023 i Karlstads kommun som inkom 2023-09-06 och omfattar 1,7 ha.</w:t>
       </w:r>
-    </w:p>
-    <w:p>
       <w:r>
-        <w:t>Vi begär härmed att Skogsstyrelsen fattar beslut enligt miljöbalken som säkerställer att skogens höga naturvärden bevaras samt säkerställer att EU-lagstiftning efterlevs och att artskyddsbrott förhindras. Vi önskar även ta del av de ställningstaganden och beslut som myndigheterna meddelar till följd av aktuell avverkningsanmälan och föreningens inlaga (se 34 § förvaltningslagen).</w:t>
-      </w:r>
-    </w:p>
-    <w:p>
-      <w:r>
-        <w:t>Nedan beskrivs fynd av naturvårdsarter och fridlysta arter som gjorts i det avverkningsanmälda området. I BILAGA 1 finns artfakta om fridlysta arter.</w:t>
-      </w:r>
-    </w:p>
-    <w:p>
-      <w:pPr>
-        <w:pStyle w:val="Heading1"/>
-      </w:pPr>
-      <w:r>
-        <w:t>Naturvårdsarter</w:t>
-      </w:r>
-    </w:p>
-    <w:p>
-      <w:r>
-        <w:t>I avverkningsanmälan har följande 4 naturvårdsarter hittats: motaggsvamp (NT), talltita (NT, §4), vågbandad barkbock (S) och tjäder (§4). Av dessa är 2 rödlistade. För rödlistade arter har rödlistekategorin angivits inom parentes. Arter som är signalarter enligt Skogsstyrelsen har markerats med (S). För fridlysta arter anges även paragrafen i Artskyddsförordningen som arten är fridlyst enligt.</w:t>
-      </w:r>
-    </w:p>
-    <w:p>
-      <w:r>
-        <w:t>De påträffade naturvårdsarterna är ett tydligt kvitto på att detta rör sig om en skog med höga naturvärden. I Figur 1 visas en karta över det avverkningsanmälda området, där samtliga fyndplatser för naturvårdsarter som finns registrerade på Artportalen har markerats.</w:t>
+        <w:t xml:space="preserve"> I Figur 1 visas fyndplatser för naturvårdsarter i området, som finns registrerade på Artportalen.</w:t>
       </w:r>
     </w:p>
     <w:p>
@@ -50,7 +25,7 @@
       <w:r>
         <w:drawing>
           <wp:inline xmlns:a="http://schemas.openxmlformats.org/drawingml/2006/main" xmlns:pic="http://schemas.openxmlformats.org/drawingml/2006/picture">
-            <wp:extent cx="5486400" cy="3836166"/>
+            <wp:extent cx="5486400" cy="5052767"/>
             <wp:docPr id="1" name="Picture 1"/>
             <wp:cNvGraphicFramePr>
               <a:graphicFrameLocks noChangeAspect="1"/>
@@ -71,7 +46,7 @@
                   <pic:spPr>
                     <a:xfrm>
                       <a:off x="0" y="0"/>
-                      <a:ext cx="5486400" cy="3836166"/>
+                      <a:ext cx="5486400" cy="5052767"/>
                     </a:xfrm>
                     <a:prstGeom prst="rect"/>
                   </pic:spPr>
@@ -85,40 +60,25 @@
     <w:p>
       <w:pPr>
         <w:pStyle w:val="Caption"/>
+        <w:spacing w:after="240"/>
       </w:pPr>
       <w:r>
-        <w:t>Figur 1. Fyndplatser för naturvårdsarter i det avverkningsanmälda området (röd linje). Markörer utan svart kant är placerade på fyndplatsen. Markörer med svart kant är placerade vid sidan av fyndplatsen och har ett svart streck som visar fyndplatsens exakta position. Kartans mittpunktskoordinat är N 6584455, E 409877 i SWEREF 99 TM.</w:t>
+        <w:t>Figur 1. Fyndplatser för naturvårdsarter i och inom 17 meter från avverkningsanmälan (röd linje). Inom parentes anges rödlistekategorier, S för signalarter, Tför typiska arter och fridlysningsparagrafer i artskyddsförordningen.Markörer utan svart kant är placerade på fyndplatsen. Markörer med svart kant är placerade vid sidan av fyndplatsen och har ett svart streck som visar fyndplatsens exakta position. Kartans mittpunktskoordinat är N 6584455, E 409877 i SWEREF 99 TM.</w:t>
       </w:r>
     </w:p>
     <w:p>
       <w:r>
-        <w:rPr>
-          <w:b/>
-        </w:rPr>
-        <w:t xml:space="preserve">Motaggsvamp (NT) </w:t>
-      </w:r>
-      <w:r>
-        <w:t xml:space="preserve">bildar mykorrhiza med tall i tallskog och hittas huvudsakligen i äldre, glesare skogsbestånd och hällmarksimpediment. Arten hotas främst av skogsavverkning och tycks försvinna efter slutavverkning, markberedning och plantering. Motaggsvamp är typisk art för </w:t>
-      </w:r>
-      <w:r>
-        <w:rPr>
-          <w:i/>
-        </w:rPr>
-        <w:t>9010 Taiga</w:t>
-      </w:r>
-      <w:r>
-        <w:t xml:space="preserve"> (SLU Artdatabanken, 2024).</w:t>
+        <w:t>Vi begär härmed att Skogsstyrelsen fattar beslut enligt miljöbalken som säkerställer att skogens höga naturvärden bevaras samt att EU-lagstiftning efterlevs och att artskyddsbrott förhindras.</w:t>
       </w:r>
     </w:p>
     <w:p>
       <w:r>
-        <w:rPr>
-          <w:b/>
-        </w:rPr>
-        <w:t xml:space="preserve">Vågbandad barkbock </w:t>
+        <w:t>Vi önskar även ta del av de ställningstaganden och beslut som myndigheten meddelar till följd av aktuell avverkningsanmälan och föreningens inlaga (se 34 § förvaltningslagen).</w:t>
       </w:r>
+    </w:p>
+    <w:p>
       <w:r>
-        <w:t>är en långhorning vars larvutveckling sker under bark på nyligen döda stående barrträd, främst gran, mer undantagsvis på tall. Främst i stående träd, särskilt gamla, långsamvuxna granar med grov bark, även i grövre grenar, stubbar eller vindfällen. Arten är starkt knuten till naturskogsliknande granskogar, och gynnas av extrema torrsomrar som försvagar träden. Arten påverkas negativt av brist på kontinuitetsskog och en minskning av populationen pågår eller förväntas ske (SLU Artdatabanken, 2025).</w:t>
+        <w:t>Nedan beskrivs fynd av naturvårdsarter och fridlysta arter som gjorts i det avverkningsanmälda området. I BILAGA 1 finns artfakta om fridlysta och rödlistade arter.</w:t>
       </w:r>
     </w:p>
     <w:p>
@@ -126,12 +86,30 @@
         <w:pStyle w:val="Heading1"/>
       </w:pPr>
       <w:r>
+        <w:t>Naturvårdsarter</w:t>
+      </w:r>
+    </w:p>
+    <w:p>
+      <w:r>
+        <w:t>I och inom 17 meter från avverkningsanmälan har följande 6 naturvårdsarter hittats: motaggsvamp (NT, T), talltita (NT, §4), mindre märgborre (S, T), vågbandad barkbock (S), kötticka (T) och tjäder (T, §4). Av dessa är 2 rödlistade. För rödlistade arter har rödlistekategorin angivits inom parentes. Arter som är signalarter enligt Skogsstyrelsen har markerats med (S). Typiska arter inom Natura 2000 som är kopplade till skogsekosystem har markerats med (T). För fridlysta arter anges även paragrafen i Artskyddsförordningen som arten är fridlyst enligt.</w:t>
+      </w:r>
+    </w:p>
+    <w:p>
+      <w:r>
+        <w:t>De påträffade naturvårdsarterna är ett tydligt kvitto på att det rör sig om en skog med höga naturvärden.</w:t>
+      </w:r>
+    </w:p>
+    <w:p>
+      <w:pPr>
+        <w:pStyle w:val="Heading2"/>
+      </w:pPr>
+      <w:r>
         <w:t>Fridlysta arter</w:t>
       </w:r>
     </w:p>
     <w:p>
       <w:r>
-        <w:t>Följande fridlysta arter har sina livsmiljöer och växtplatser i den avverkningsanmälda skogen: talltita (NT, §4) och tjäder (§4).</w:t>
+        <w:t>Följande fridlysta arter har sina livsmiljöer och växtplatser i den avverkningsanmälda skogen: talltita (NT, §4) och tjäder (T, §4).</w:t>
       </w:r>
     </w:p>
     <w:p>
@@ -194,6 +172,94 @@
       </w:r>
     </w:p>
     <w:p>
+      <w:pPr>
+        <w:pStyle w:val="Heading2"/>
+      </w:pPr>
+      <w:r>
+        <w:t>Övriga naturvårdsarter</w:t>
+      </w:r>
+    </w:p>
+    <w:p>
+      <w:r>
+        <w:rPr>
+          <w:b/>
+        </w:rPr>
+        <w:t>Kötticka (NT)</w:t>
+      </w:r>
+      <w:r>
+        <w:t xml:space="preserve"> är granens kötticka och har klassificerats som ”gammelskogsindikator”, då den förekommer med ett tydligt optimum i äldre barrskogar, främst fuktiga granskogar. Den har högst signalvärde söder om den naturliga norrlandsgränsen </w:t>
+      </w:r>
+      <w:r>
+        <w:rPr>
+          <w:i/>
+        </w:rPr>
+        <w:t>limes norrlandicus</w:t>
+      </w:r>
+      <w:r>
+        <w:t>, men signalerar vanligtvis höga naturvärden även i Norrland. Arten är knuten till miljöer med konstant luftfuktighet och känslig för uttorkning som en avverkning kan medföra. Den totala populationen bedöms därför ha minskat under de senaste 30 åren och fortsätter att minska i takt med att grankontinuitetsskogar (skogar som inte kalavverkats) minskar i areal, samtidigt som att lämpliga miljöer inte återskapas i samma takt (SLU Artdatabanken, 2024; Nitare &amp; Skogsstyrelsen, 2019).</w:t>
+      </w:r>
+    </w:p>
+    <w:p>
+      <w:r>
+        <w:rPr>
+          <w:b/>
+        </w:rPr>
+        <w:t>Mindre märgborre</w:t>
+      </w:r>
+      <w:r>
+        <w:t xml:space="preserve"> är en signalart för tallskog med höga naturvärden och betraktas tillsammans med skarptandad barkborre som nyckelarter för ett antal sällsynta åtgärdsprogramsarter som är beroende av deras gångsystem. Bland dessa kan nämnas avlång barkborre (VU), </w:t>
+      </w:r>
+      <w:r>
+        <w:rPr>
+          <w:i/>
+        </w:rPr>
+        <w:t>Corticeus longulus</w:t>
+      </w:r>
+      <w:r>
+        <w:t xml:space="preserve"> (VU), tallgångbagge (VU), cholodkovskys bastborre (NT) och tallbarksvartbagge (NT). Den mindre märgborrens måsvingeliknande gnaggångar är lätta att känna igen och hittas ofta på grova tallgrenar på marken. Rika förekomster av främst mindre märgborre men även skarptandad barkborre är en signal för artrikedom och inventeringar har visat att det är i skogar med en naturlig självgallring som det skapas förutsättningar för dessa arter samt de efterföljande åtgärdsprogramsarterna. Tallskogar med stark förekomst av mindre märgborre och skarptandad barkborre bör avsättas som reservat. Generellt bör hänsyn tas vid slutavverkning av talldominerad skog så att avverkningsrester som gren- och toppdelar lämnas. Mindre märgborre är typisk art för </w:t>
+      </w:r>
+      <w:r>
+        <w:rPr>
+          <w:i/>
+        </w:rPr>
+        <w:t>9060 Åsbarrskog</w:t>
+      </w:r>
+      <w:r>
+        <w:t xml:space="preserve"> (SLU Artdatabanken, 2026; Pettersson, 2014; Hedgren, 2012; Gunnarsson m fl., 1999).</w:t>
+      </w:r>
+    </w:p>
+    <w:p>
+      <w:r>
+        <w:rPr>
+          <w:b/>
+        </w:rPr>
+        <w:t xml:space="preserve">Motaggsvamp (NT) </w:t>
+      </w:r>
+      <w:r>
+        <w:t xml:space="preserve">bildar mykorrhiza med tall i tallskog och hittas huvudsakligen i äldre, glesare skogsbestånd och hällmarksimpediment. Arten hotas främst av skogsavverkning och tycks försvinna efter slutavverkning, markberedning och plantering. Motaggsvamp är typisk art för </w:t>
+      </w:r>
+      <w:r>
+        <w:rPr>
+          <w:i/>
+        </w:rPr>
+        <w:t>9010 Taiga</w:t>
+      </w:r>
+      <w:r>
+        <w:t xml:space="preserve"> (SLU Artdatabanken, 2024).</w:t>
+      </w:r>
+    </w:p>
+    <w:p>
+      <w:r>
+        <w:rPr>
+          <w:b/>
+        </w:rPr>
+        <w:t xml:space="preserve">Vågbandad barkbock </w:t>
+      </w:r>
+      <w:r>
+        <w:t>är en långhorning vars larvutveckling sker under bark på nyligen döda stående barrträd, främst gran, mer undantagsvis på tall. Främst i stående träd, särskilt gamla, långsamvuxna granar med grov bark, även i grövre grenar, stubbar eller vindfällen. Arten är starkt knuten till naturskogsliknande granskogar, och gynnas av extrema torrsomrar som försvagar träden. Arten påverkas negativt av brist på kontinuitetsskog och en minskning av populationen pågår eller förväntas ske (SLU Artdatabanken, 2025).</w:t>
+      </w:r>
+    </w:p>
+    <w:p>
       <w:r>
         <w:br w:type="page"/>
       </w:r>
@@ -203,7 +269,203 @@
         <w:pStyle w:val="Title"/>
       </w:pPr>
       <w:r>
-        <w:t>BILAGA 1 – Fridlysta arter</w:t>
+        <w:t>BILAGA 1 –</w:t>
+        <w:br/>
+        <w:t>Fridlysta och rödlistade arter</w:t>
+      </w:r>
+    </w:p>
+    <w:p>
+      <w:pPr>
+        <w:pStyle w:val="Heading1"/>
+      </w:pPr>
+      <w:r>
+        <w:t>Mindre märgborre – ekologi samt krav på livsmiljön</w:t>
+      </w:r>
+    </w:p>
+    <w:p>
+      <w:r>
+        <w:t xml:space="preserve">Mindre märgborre är en signalart för tallskog med höga naturvärden och kan lätt konstateras genom sina karaktäristiska måsvingeliknande gnagspår som ofta hittas på grova tallgrenar på marken. Mindre märgborre betraktas tillsammans med skarptandad barkborre som nyckelarter, eftersom en rad sällsynta efterföljande arter är beroende av deras gångsystem. Bland dessa kan nämnas åtgärdsprogramsarterna avlång barkborre (VU), </w:t>
+      </w:r>
+      <w:r>
+        <w:rPr>
+          <w:i/>
+        </w:rPr>
+        <w:t>Corticeus longulus</w:t>
+      </w:r>
+      <w:r>
+        <w:t xml:space="preserve"> (VU), tallgångbagge (VU), cholodkovskys bastborre (NT) och tallbarksvartbagge (NT) (Pettersson, 2014; Gunnarsson m fl., 1999).</w:t>
+      </w:r>
+    </w:p>
+    <w:p>
+      <w:r>
+        <w:t>Tallskogar tillhör de livsmiljöer som förändrats i stor skala, där många kvadratmil har omvandlats till unga produktionsskogar. I sådana skogar saknas förutsättningar för de ovannämnda sällsynta barkborrarna och alltmer kunskap tyder på att skogsbrukets omvandling av skogslandskapet, missgynnar åtgärdsprogrammets arter även inne i skyddade områden (Hedgren, 2012; Hedgren m.fl., 2010; Wikars m.fl., 2010; Wikars, 2009). Orsaken är sannolikt att dagens intensiva skogsbruk trivialiserar faunan på nydöda träd. Detta sker genom att generalister förökas upp i sådan grad i den brukade skogen att dessa även kommer att dominera i de för hållandevis små och fragmenterade områden som avsätts för naturvård (Appelqvist, 2005; Janzen, 1983; Ås, 1999).</w:t>
+      </w:r>
+    </w:p>
+    <w:p>
+      <w:r>
+        <w:t>Ett tydligt exempel på en generalist som gynnas av dagens skogsbruk är större märgborre på nydöd tall. Denna utvecklas förutom i vindfällen gärna i avverkningsavfall, inklusive avverkningsstubbar och röjningsstammar. Därmed har den större märgborren möjlighet att upprätthålla stora och stabila populationer på huvuddelen av landets skogsmark, vilket leder till en trivialisering av faunan. Större märgborre inverkar sannolikt direkt negativt på arter som tolvtandad barkborre (EN) och avlång barkborre (VU), och indirekt på de som är gynnade av blånadssvampar, dvs. följearter till framförallt mindre märgborre och skarptandad barkborre. De barkborrar som missgynnas av större märgborre är i mycket högre grad gynnade av tallar som dör genom självgallring, dvs. i normalfallet skog som inte används till skogsproduktion (Pettersson, 2014; Wikars, skriftl.).</w:t>
+      </w:r>
+    </w:p>
+    <w:p>
+      <w:r>
+        <w:t xml:space="preserve">Rika förekomster av främst mindre märgborre men även skarptandad barkborre är en signal för artrikedom och inventeringar har visat att det är i skogar med en naturlig självgallring som det skapas förutsättningar för dessa arter samt de efterföljande åtgärdsprogramsarterna (Pettersson, 2014; Hedgren, 2012). Tallskogar med stark förekomst av mindre märgborre och skarptandad barkborre bör avsättas som reservat. Generellt bör hänsyn tas vid slutavverkning av talldominerad skog så att avverkningsrester som gren- och toppdelar (s.k. GROT) lämnas. Mindre märgborre är typisk art för </w:t>
+      </w:r>
+      <w:r>
+        <w:rPr>
+          <w:i/>
+        </w:rPr>
+        <w:t>9060 Åsbarrskog</w:t>
+      </w:r>
+      <w:r>
+        <w:t xml:space="preserve"> (Pettersson, 2014; SLU Artdatabanken, 2026).</w:t>
+      </w:r>
+    </w:p>
+    <w:p>
+      <w:pPr>
+        <w:pStyle w:val="Heading2"/>
+      </w:pPr>
+      <w:r>
+        <w:t>Referenser – mindre märgborre</w:t>
+      </w:r>
+    </w:p>
+    <w:p>
+      <w:r>
+        <w:t xml:space="preserve">Appelqvist, T., 2005. </w:t>
+      </w:r>
+      <w:r>
+        <w:rPr>
+          <w:i/>
+        </w:rPr>
+        <w:t>Naturvårdsbiologisk forskning. Underlag för områdesskydd i landskapet.</w:t>
+      </w:r>
+      <w:r>
+        <w:t xml:space="preserve"> Naturvårdsverket, Rapport 5452.</w:t>
+      </w:r>
+    </w:p>
+    <w:p>
+      <w:r>
+        <w:t xml:space="preserve">Gunnarsson, B., Pettersson, R. B., Hake, M. och Hultengren, S. &amp; Sjöberg, K., 1999. </w:t>
+      </w:r>
+      <w:r>
+        <w:rPr>
+          <w:i/>
+        </w:rPr>
+        <w:t xml:space="preserve">Spindlar och skalbaggar som indikatorer i barrskog. </w:t>
+      </w:r>
+      <w:r>
+        <w:t>Skog &amp; Forskning, Nr. 2/99, s. 46–51.</w:t>
+      </w:r>
+    </w:p>
+    <w:p>
+      <w:r>
+        <w:t xml:space="preserve">Hedgren, O., 2012. </w:t>
+      </w:r>
+      <w:r>
+        <w:rPr>
+          <w:i/>
+        </w:rPr>
+        <w:t>Hotade insekter på tallved i Dalarna.</w:t>
+      </w:r>
+      <w:r>
+        <w:t xml:space="preserve"> Länsstyrelsen Dalarna, Naturvårdsenheten. Rapport 2012:16.</w:t>
+      </w:r>
+    </w:p>
+    <w:p>
+      <w:r>
+        <w:t xml:space="preserve">Hedgren, O. 2010. </w:t>
+      </w:r>
+      <w:r>
+        <w:rPr>
+          <w:i/>
+        </w:rPr>
+        <w:t>Vedinsekter i tallskog och på brandfält i Värmland.</w:t>
+      </w:r>
+      <w:r>
+        <w:t xml:space="preserve"> Länsstyrelsen Värmland, Stencil, 39 s.</w:t>
+      </w:r>
+    </w:p>
+    <w:p>
+      <w:r>
+        <w:t xml:space="preserve">Janzen, D. H., 1983. </w:t>
+      </w:r>
+      <w:r>
+        <w:rPr>
+          <w:i/>
+        </w:rPr>
+        <w:t>No park is an island: Increase in interference from outside as park size decreases</w:t>
+      </w:r>
+      <w:r>
+        <w:t>. Oikos 41: 402–410.</w:t>
+      </w:r>
+    </w:p>
+    <w:p>
+      <w:r>
+        <w:t xml:space="preserve">Jonsell, M., Weslien, J. &amp; Ehn ström, B., 1998. </w:t>
+      </w:r>
+      <w:r>
+        <w:rPr>
+          <w:i/>
+        </w:rPr>
+        <w:t>Substrate requirements of red-listed saproxylic invertebrates in Sweden</w:t>
+      </w:r>
+      <w:r>
+        <w:t>. Biodiversity and Conserv. 7: 749–764.</w:t>
+      </w:r>
+    </w:p>
+    <w:p>
+      <w:r>
+        <w:t xml:space="preserve">Pettersson, R. B., 2014). </w:t>
+      </w:r>
+      <w:r>
+        <w:rPr>
+          <w:i/>
+        </w:rPr>
+        <w:t>Åtgärdsprogram för skalbaggar på nyligen död tall, 2014–2018.</w:t>
+      </w:r>
+      <w:r>
+        <w:t xml:space="preserve"> Rapport 6599. Bromma: Naturvårdsverket.</w:t>
+      </w:r>
+    </w:p>
+    <w:p>
+      <w:r>
+        <w:t xml:space="preserve">SLU Artdatabanken, 2026. </w:t>
+      </w:r>
+      <w:r>
+        <w:rPr>
+          <w:i/>
+        </w:rPr>
+        <w:t xml:space="preserve">Artfaktablad. Naturvård – artfakta. </w:t>
+      </w:r>
+      <w:r>
+        <w:t>SLU Artdatabanken, Uppsala.</w:t>
+      </w:r>
+    </w:p>
+    <w:p>
+      <w:r>
+        <w:t xml:space="preserve">Wikars, L.-O., Hansson, J. &amp; Hedgren, O., 2010. </w:t>
+      </w:r>
+      <w:r>
+        <w:rPr>
+          <w:i/>
+        </w:rPr>
+        <w:t>Inventering av vedlevande skalbaggar – tallskogar i Örebro län.</w:t>
+      </w:r>
+      <w:r>
+        <w:t xml:space="preserve"> Länsstyrelsen i Örebro län, publ.nr. 2010:2.</w:t>
+      </w:r>
+    </w:p>
+    <w:p>
+      <w:r>
+        <w:t xml:space="preserve">Wikars, L.-O., 2009. </w:t>
+      </w:r>
+      <w:r>
+        <w:rPr>
+          <w:i/>
+        </w:rPr>
+        <w:t>Vedskalbaggar i Hamra nationalpark, Gävleborgs län.</w:t>
+      </w:r>
+      <w:r>
+        <w:t xml:space="preserve"> Länsstyrelsen Gävleborg, Rapport 2009:14.</w:t>
       </w:r>
     </w:p>
     <w:p>
@@ -413,7 +675,7 @@
 </file>
 
 <file path=word/endnotes.xml><?xml version="1.0" encoding="utf-8"?>
-<w:endnotes xmlns:wpc="http://schemas.microsoft.com/office/word/2010/wordprocessingCanvas" xmlns:cx="http://schemas.microsoft.com/office/drawing/2014/chartex" xmlns:cx1="http://schemas.microsoft.com/office/drawing/2015/9/8/chartex" xmlns:cx2="http://schemas.microsoft.com/office/drawing/2015/10/21/chartex" xmlns:cx3="http://schemas.microsoft.com/office/drawing/2016/5/9/chartex" xmlns:cx4="http://schemas.microsoft.com/office/drawing/2016/5/10/chartex" xmlns:cx5="http://schemas.microsoft.com/office/drawing/2016/5/11/chartex" xmlns:cx6="http://schemas.microsoft.com/office/drawing/2016/5/12/chartex" xmlns:cx7="http://schemas.microsoft.com/office/drawing/2016/5/13/chartex" xmlns:cx8="http://schemas.microsoft.com/office/drawing/2016/5/14/chartex" xmlns:mc="http://schemas.openxmlformats.org/markup-compatibility/2006" xmlns:aink="http://schemas.microsoft.com/office/drawing/2016/ink" xmlns:am3d="http://schemas.microsoft.com/office/drawing/2017/model3d" xmlns:o="urn:schemas-microsoft-com:office:office" xmlns:oel="http://schemas.microsoft.com/office/2019/extlst" xmlns:r="http://schemas.openxmlformats.org/officeDocument/2006/relationships" xmlns:m="http://schemas.openxmlformats.org/officeDocument/2006/math" xmlns:v="urn:schemas-microsoft-com:vml" xmlns:wp14="http://schemas.microsoft.com/office/word/2010/wordprocessingDrawing" xmlns:wp="http://schemas.openxmlformats.org/drawingml/2006/wordprocessingDrawing" xmlns:w10="urn:schemas-microsoft-com:office:word" xmlns:w="http://schemas.openxmlformats.org/wordprocessingml/2006/main" xmlns:w14="http://schemas.microsoft.com/office/word/2010/wordml" xmlns:w15="http://schemas.microsoft.com/office/word/2012/wordml" xmlns:w16cex="http://schemas.microsoft.com/office/word/2018/wordml/cex" xmlns:w16cid="http://schemas.microsoft.com/office/word/2016/wordml/cid" xmlns:w16="http://schemas.microsoft.com/office/word/2018/wordml" xmlns:w16sdtdh="http://schemas.microsoft.com/office/word/2020/wordml/sdtdatahash" xmlns:w16se="http://schemas.microsoft.com/office/word/2015/wordml/symex" xmlns:wpg="http://schemas.microsoft.com/office/word/2010/wordprocessingGroup" xmlns:wpi="http://schemas.microsoft.com/office/word/2010/wordprocessingInk" xmlns:wne="http://schemas.microsoft.com/office/word/2006/wordml" xmlns:wps="http://schemas.microsoft.com/office/word/2010/wordprocessingShape" mc:Ignorable="w14 w15 w16se w16cid w16 w16cex w16sdtdh wp14">
+<w:endnotes xmlns:wpc="http://schemas.microsoft.com/office/word/2010/wordprocessingCanvas" xmlns:cx="http://schemas.microsoft.com/office/drawing/2014/chartex" xmlns:cx1="http://schemas.microsoft.com/office/drawing/2015/9/8/chartex" xmlns:cx2="http://schemas.microsoft.com/office/drawing/2015/10/21/chartex" xmlns:cx3="http://schemas.microsoft.com/office/drawing/2016/5/9/chartex" xmlns:cx4="http://schemas.microsoft.com/office/drawing/2016/5/10/chartex" xmlns:cx5="http://schemas.microsoft.com/office/drawing/2016/5/11/chartex" xmlns:cx6="http://schemas.microsoft.com/office/drawing/2016/5/12/chartex" xmlns:cx7="http://schemas.microsoft.com/office/drawing/2016/5/13/chartex" xmlns:cx8="http://schemas.microsoft.com/office/drawing/2016/5/14/chartex" xmlns:mc="http://schemas.openxmlformats.org/markup-compatibility/2006" xmlns:aink="http://schemas.microsoft.com/office/drawing/2016/ink" xmlns:am3d="http://schemas.microsoft.com/office/drawing/2017/model3d" xmlns:o="urn:schemas-microsoft-com:office:office" xmlns:oel="http://schemas.microsoft.com/office/2019/extlst" xmlns:r="http://schemas.openxmlformats.org/officeDocument/2006/relationships" xmlns:m="http://schemas.openxmlformats.org/officeDocument/2006/math" xmlns:v="urn:schemas-microsoft-com:vml" xmlns:wp14="http://schemas.microsoft.com/office/word/2010/wordprocessingDrawing" xmlns:wp="http://schemas.openxmlformats.org/drawingml/2006/wordprocessingDrawing" xmlns:w10="urn:schemas-microsoft-com:office:word" xmlns:w="http://schemas.openxmlformats.org/wordprocessingml/2006/main" xmlns:w14="http://schemas.microsoft.com/office/word/2010/wordml" xmlns:w15="http://schemas.microsoft.com/office/word/2012/wordml" xmlns:w16cex="http://schemas.microsoft.com/office/word/2018/wordml/cex" xmlns:w16cid="http://schemas.microsoft.com/office/word/2016/wordml/cid" xmlns:w16="http://schemas.microsoft.com/office/word/2018/wordml" xmlns:w16du="http://schemas.microsoft.com/office/word/2023/wordml/word16du" xmlns:w16sdtdh="http://schemas.microsoft.com/office/word/2020/wordml/sdtdatahash" xmlns:w16sdtfl="http://schemas.microsoft.com/office/word/2024/wordml/sdtformatlock" xmlns:w16se="http://schemas.microsoft.com/office/word/2015/wordml/symex" xmlns:wpg="http://schemas.microsoft.com/office/word/2010/wordprocessingGroup" xmlns:wpi="http://schemas.microsoft.com/office/word/2010/wordprocessingInk" xmlns:wne="http://schemas.microsoft.com/office/word/2006/wordml" xmlns:wps="http://schemas.microsoft.com/office/word/2010/wordprocessingShape" mc:Ignorable="w14 w15 w16se w16cid w16 w16cex w16sdtdh w16sdtfl w16du wp14">
   <w:endnote w:type="separator" w:id="-1">
     <w:p>
       <w:pPr>
@@ -438,7 +700,7 @@
 </file>
 
 <file path=word/footer1.xml><?xml version="1.0" encoding="utf-8"?>
-<w:ftr xmlns:wpc="http://schemas.microsoft.com/office/word/2010/wordprocessingCanvas" xmlns:cx="http://schemas.microsoft.com/office/drawing/2014/chartex" xmlns:cx1="http://schemas.microsoft.com/office/drawing/2015/9/8/chartex" xmlns:cx2="http://schemas.microsoft.com/office/drawing/2015/10/21/chartex" xmlns:cx3="http://schemas.microsoft.com/office/drawing/2016/5/9/chartex" xmlns:cx4="http://schemas.microsoft.com/office/drawing/2016/5/10/chartex" xmlns:cx5="http://schemas.microsoft.com/office/drawing/2016/5/11/chartex" xmlns:cx6="http://schemas.microsoft.com/office/drawing/2016/5/12/chartex" xmlns:cx7="http://schemas.microsoft.com/office/drawing/2016/5/13/chartex" xmlns:cx8="http://schemas.microsoft.com/office/drawing/2016/5/14/chartex" xmlns:mc="http://schemas.openxmlformats.org/markup-compatibility/2006" xmlns:aink="http://schemas.microsoft.com/office/drawing/2016/ink" xmlns:am3d="http://schemas.microsoft.com/office/drawing/2017/model3d" xmlns:o="urn:schemas-microsoft-com:office:office" xmlns:oel="http://schemas.microsoft.com/office/2019/extlst" xmlns:r="http://schemas.openxmlformats.org/officeDocument/2006/relationships" xmlns:m="http://schemas.openxmlformats.org/officeDocument/2006/math" xmlns:v="urn:schemas-microsoft-com:vml" xmlns:wp14="http://schemas.microsoft.com/office/word/2010/wordprocessingDrawing" xmlns:wp="http://schemas.openxmlformats.org/drawingml/2006/wordprocessingDrawing" xmlns:w10="urn:schemas-microsoft-com:office:word" xmlns:w="http://schemas.openxmlformats.org/wordprocessingml/2006/main" xmlns:w14="http://schemas.microsoft.com/office/word/2010/wordml" xmlns:w15="http://schemas.microsoft.com/office/word/2012/wordml" xmlns:w16cex="http://schemas.microsoft.com/office/word/2018/wordml/cex" xmlns:w16cid="http://schemas.microsoft.com/office/word/2016/wordml/cid" xmlns:w16="http://schemas.microsoft.com/office/word/2018/wordml" xmlns:w16sdtdh="http://schemas.microsoft.com/office/word/2020/wordml/sdtdatahash" xmlns:w16se="http://schemas.microsoft.com/office/word/2015/wordml/symex" xmlns:wpg="http://schemas.microsoft.com/office/word/2010/wordprocessingGroup" xmlns:wpi="http://schemas.microsoft.com/office/word/2010/wordprocessingInk" xmlns:wne="http://schemas.microsoft.com/office/word/2006/wordml" xmlns:wps="http://schemas.microsoft.com/office/word/2010/wordprocessingShape" mc:Ignorable="w14 w15 w16se w16cid w16 w16cex w16sdtdh wp14">
+<w:ftr xmlns:wpc="http://schemas.microsoft.com/office/word/2010/wordprocessingCanvas" xmlns:cx="http://schemas.microsoft.com/office/drawing/2014/chartex" xmlns:cx1="http://schemas.microsoft.com/office/drawing/2015/9/8/chartex" xmlns:cx2="http://schemas.microsoft.com/office/drawing/2015/10/21/chartex" xmlns:cx3="http://schemas.microsoft.com/office/drawing/2016/5/9/chartex" xmlns:cx4="http://schemas.microsoft.com/office/drawing/2016/5/10/chartex" xmlns:cx5="http://schemas.microsoft.com/office/drawing/2016/5/11/chartex" xmlns:cx6="http://schemas.microsoft.com/office/drawing/2016/5/12/chartex" xmlns:cx7="http://schemas.microsoft.com/office/drawing/2016/5/13/chartex" xmlns:cx8="http://schemas.microsoft.com/office/drawing/2016/5/14/chartex" xmlns:mc="http://schemas.openxmlformats.org/markup-compatibility/2006" xmlns:aink="http://schemas.microsoft.com/office/drawing/2016/ink" xmlns:am3d="http://schemas.microsoft.com/office/drawing/2017/model3d" xmlns:o="urn:schemas-microsoft-com:office:office" xmlns:oel="http://schemas.microsoft.com/office/2019/extlst" xmlns:r="http://schemas.openxmlformats.org/officeDocument/2006/relationships" xmlns:m="http://schemas.openxmlformats.org/officeDocument/2006/math" xmlns:v="urn:schemas-microsoft-com:vml" xmlns:wp14="http://schemas.microsoft.com/office/word/2010/wordprocessingDrawing" xmlns:wp="http://schemas.openxmlformats.org/drawingml/2006/wordprocessingDrawing" xmlns:w10="urn:schemas-microsoft-com:office:word" xmlns:w="http://schemas.openxmlformats.org/wordprocessingml/2006/main" xmlns:w14="http://schemas.microsoft.com/office/word/2010/wordml" xmlns:w15="http://schemas.microsoft.com/office/word/2012/wordml" xmlns:w16cex="http://schemas.microsoft.com/office/word/2018/wordml/cex" xmlns:w16cid="http://schemas.microsoft.com/office/word/2016/wordml/cid" xmlns:w16="http://schemas.microsoft.com/office/word/2018/wordml" xmlns:w16du="http://schemas.microsoft.com/office/word/2023/wordml/word16du" xmlns:w16sdtdh="http://schemas.microsoft.com/office/word/2020/wordml/sdtdatahash" xmlns:w16sdtfl="http://schemas.microsoft.com/office/word/2024/wordml/sdtformatlock" xmlns:w16se="http://schemas.microsoft.com/office/word/2015/wordml/symex" xmlns:wpg="http://schemas.microsoft.com/office/word/2010/wordprocessingGroup" xmlns:wpi="http://schemas.microsoft.com/office/word/2010/wordprocessingInk" xmlns:wne="http://schemas.microsoft.com/office/word/2006/wordml" xmlns:wps="http://schemas.microsoft.com/office/word/2010/wordprocessingShape" mc:Ignorable="w14 w15 w16se w16cid w16 w16cex w16sdtdh w16sdtfl w16du wp14">
   <w:p>
     <w:pPr>
       <w:pStyle w:val="Footer"/>
@@ -448,7 +710,7 @@
 </file>
 
 <file path=word/footer2.xml><?xml version="1.0" encoding="utf-8"?>
-<w:ftr xmlns:wpc="http://schemas.microsoft.com/office/word/2010/wordprocessingCanvas" xmlns:cx="http://schemas.microsoft.com/office/drawing/2014/chartex" xmlns:cx1="http://schemas.microsoft.com/office/drawing/2015/9/8/chartex" xmlns:cx2="http://schemas.microsoft.com/office/drawing/2015/10/21/chartex" xmlns:cx3="http://schemas.microsoft.com/office/drawing/2016/5/9/chartex" xmlns:cx4="http://schemas.microsoft.com/office/drawing/2016/5/10/chartex" xmlns:cx5="http://schemas.microsoft.com/office/drawing/2016/5/11/chartex" xmlns:cx6="http://schemas.microsoft.com/office/drawing/2016/5/12/chartex" xmlns:cx7="http://schemas.microsoft.com/office/drawing/2016/5/13/chartex" xmlns:cx8="http://schemas.microsoft.com/office/drawing/2016/5/14/chartex" xmlns:mc="http://schemas.openxmlformats.org/markup-compatibility/2006" xmlns:aink="http://schemas.microsoft.com/office/drawing/2016/ink" xmlns:am3d="http://schemas.microsoft.com/office/drawing/2017/model3d" xmlns:o="urn:schemas-microsoft-com:office:office" xmlns:oel="http://schemas.microsoft.com/office/2019/extlst" xmlns:r="http://schemas.openxmlformats.org/officeDocument/2006/relationships" xmlns:m="http://schemas.openxmlformats.org/officeDocument/2006/math" xmlns:v="urn:schemas-microsoft-com:vml" xmlns:wp14="http://schemas.microsoft.com/office/word/2010/wordprocessingDrawing" xmlns:wp="http://schemas.openxmlformats.org/drawingml/2006/wordprocessingDrawing" xmlns:w10="urn:schemas-microsoft-com:office:word" xmlns:w="http://schemas.openxmlformats.org/wordprocessingml/2006/main" xmlns:w14="http://schemas.microsoft.com/office/word/2010/wordml" xmlns:w15="http://schemas.microsoft.com/office/word/2012/wordml" xmlns:w16cex="http://schemas.microsoft.com/office/word/2018/wordml/cex" xmlns:w16cid="http://schemas.microsoft.com/office/word/2016/wordml/cid" xmlns:w16="http://schemas.microsoft.com/office/word/2018/wordml" xmlns:w16sdtdh="http://schemas.microsoft.com/office/word/2020/wordml/sdtdatahash" xmlns:w16se="http://schemas.microsoft.com/office/word/2015/wordml/symex" xmlns:wpg="http://schemas.microsoft.com/office/word/2010/wordprocessingGroup" xmlns:wpi="http://schemas.microsoft.com/office/word/2010/wordprocessingInk" xmlns:wne="http://schemas.microsoft.com/office/word/2006/wordml" xmlns:wps="http://schemas.microsoft.com/office/word/2010/wordprocessingShape" mc:Ignorable="w14 w15 w16se w16cid w16 w16cex w16sdtdh wp14">
+<w:ftr xmlns:wpc="http://schemas.microsoft.com/office/word/2010/wordprocessingCanvas" xmlns:cx="http://schemas.microsoft.com/office/drawing/2014/chartex" xmlns:cx1="http://schemas.microsoft.com/office/drawing/2015/9/8/chartex" xmlns:cx2="http://schemas.microsoft.com/office/drawing/2015/10/21/chartex" xmlns:cx3="http://schemas.microsoft.com/office/drawing/2016/5/9/chartex" xmlns:cx4="http://schemas.microsoft.com/office/drawing/2016/5/10/chartex" xmlns:cx5="http://schemas.microsoft.com/office/drawing/2016/5/11/chartex" xmlns:cx6="http://schemas.microsoft.com/office/drawing/2016/5/12/chartex" xmlns:cx7="http://schemas.microsoft.com/office/drawing/2016/5/13/chartex" xmlns:cx8="http://schemas.microsoft.com/office/drawing/2016/5/14/chartex" xmlns:mc="http://schemas.openxmlformats.org/markup-compatibility/2006" xmlns:aink="http://schemas.microsoft.com/office/drawing/2016/ink" xmlns:am3d="http://schemas.microsoft.com/office/drawing/2017/model3d" xmlns:o="urn:schemas-microsoft-com:office:office" xmlns:oel="http://schemas.microsoft.com/office/2019/extlst" xmlns:r="http://schemas.openxmlformats.org/officeDocument/2006/relationships" xmlns:m="http://schemas.openxmlformats.org/officeDocument/2006/math" xmlns:v="urn:schemas-microsoft-com:vml" xmlns:wp14="http://schemas.microsoft.com/office/word/2010/wordprocessingDrawing" xmlns:wp="http://schemas.openxmlformats.org/drawingml/2006/wordprocessingDrawing" xmlns:w10="urn:schemas-microsoft-com:office:word" xmlns:w="http://schemas.openxmlformats.org/wordprocessingml/2006/main" xmlns:w14="http://schemas.microsoft.com/office/word/2010/wordml" xmlns:w15="http://schemas.microsoft.com/office/word/2012/wordml" xmlns:w16cex="http://schemas.microsoft.com/office/word/2018/wordml/cex" xmlns:w16cid="http://schemas.microsoft.com/office/word/2016/wordml/cid" xmlns:w16="http://schemas.microsoft.com/office/word/2018/wordml" xmlns:w16du="http://schemas.microsoft.com/office/word/2023/wordml/word16du" xmlns:w16sdtdh="http://schemas.microsoft.com/office/word/2020/wordml/sdtdatahash" xmlns:w16sdtfl="http://schemas.microsoft.com/office/word/2024/wordml/sdtformatlock" xmlns:w16se="http://schemas.microsoft.com/office/word/2015/wordml/symex" xmlns:wpg="http://schemas.microsoft.com/office/word/2010/wordprocessingGroup" xmlns:wpi="http://schemas.microsoft.com/office/word/2010/wordprocessingInk" xmlns:wne="http://schemas.microsoft.com/office/word/2006/wordml" xmlns:wps="http://schemas.microsoft.com/office/word/2010/wordprocessingShape" mc:Ignorable="w14 w15 w16se w16cid w16 w16cex w16sdtdh w16sdtfl w16du wp14">
   <w:p>
     <w:pPr>
       <w:pStyle w:val="Footer"/>
@@ -458,7 +720,7 @@
 </file>
 
 <file path=word/footer3.xml><?xml version="1.0" encoding="utf-8"?>
-<w:ftr xmlns:wpc="http://schemas.microsoft.com/office/word/2010/wordprocessingCanvas" xmlns:cx="http://schemas.microsoft.com/office/drawing/2014/chartex" xmlns:cx1="http://schemas.microsoft.com/office/drawing/2015/9/8/chartex" xmlns:cx2="http://schemas.microsoft.com/office/drawing/2015/10/21/chartex" xmlns:cx3="http://schemas.microsoft.com/office/drawing/2016/5/9/chartex" xmlns:cx4="http://schemas.microsoft.com/office/drawing/2016/5/10/chartex" xmlns:cx5="http://schemas.microsoft.com/office/drawing/2016/5/11/chartex" xmlns:cx6="http://schemas.microsoft.com/office/drawing/2016/5/12/chartex" xmlns:cx7="http://schemas.microsoft.com/office/drawing/2016/5/13/chartex" xmlns:cx8="http://schemas.microsoft.com/office/drawing/2016/5/14/chartex" xmlns:mc="http://schemas.openxmlformats.org/markup-compatibility/2006" xmlns:aink="http://schemas.microsoft.com/office/drawing/2016/ink" xmlns:am3d="http://schemas.microsoft.com/office/drawing/2017/model3d" xmlns:o="urn:schemas-microsoft-com:office:office" xmlns:oel="http://schemas.microsoft.com/office/2019/extlst" xmlns:r="http://schemas.openxmlformats.org/officeDocument/2006/relationships" xmlns:m="http://schemas.openxmlformats.org/officeDocument/2006/math" xmlns:v="urn:schemas-microsoft-com:vml" xmlns:wp14="http://schemas.microsoft.com/office/word/2010/wordprocessingDrawing" xmlns:wp="http://schemas.openxmlformats.org/drawingml/2006/wordprocessingDrawing" xmlns:w10="urn:schemas-microsoft-com:office:word" xmlns:w="http://schemas.openxmlformats.org/wordprocessingml/2006/main" xmlns:w14="http://schemas.microsoft.com/office/word/2010/wordml" xmlns:w15="http://schemas.microsoft.com/office/word/2012/wordml" xmlns:w16cex="http://schemas.microsoft.com/office/word/2018/wordml/cex" xmlns:w16cid="http://schemas.microsoft.com/office/word/2016/wordml/cid" xmlns:w16="http://schemas.microsoft.com/office/word/2018/wordml" xmlns:w16sdtdh="http://schemas.microsoft.com/office/word/2020/wordml/sdtdatahash" xmlns:w16se="http://schemas.microsoft.com/office/word/2015/wordml/symex" xmlns:wpg="http://schemas.microsoft.com/office/word/2010/wordprocessingGroup" xmlns:wpi="http://schemas.microsoft.com/office/word/2010/wordprocessingInk" xmlns:wne="http://schemas.microsoft.com/office/word/2006/wordml" xmlns:wps="http://schemas.microsoft.com/office/word/2010/wordprocessingShape" mc:Ignorable="w14 w15 w16se w16cid w16 w16cex w16sdtdh wp14">
+<w:ftr xmlns:wpc="http://schemas.microsoft.com/office/word/2010/wordprocessingCanvas" xmlns:cx="http://schemas.microsoft.com/office/drawing/2014/chartex" xmlns:cx1="http://schemas.microsoft.com/office/drawing/2015/9/8/chartex" xmlns:cx2="http://schemas.microsoft.com/office/drawing/2015/10/21/chartex" xmlns:cx3="http://schemas.microsoft.com/office/drawing/2016/5/9/chartex" xmlns:cx4="http://schemas.microsoft.com/office/drawing/2016/5/10/chartex" xmlns:cx5="http://schemas.microsoft.com/office/drawing/2016/5/11/chartex" xmlns:cx6="http://schemas.microsoft.com/office/drawing/2016/5/12/chartex" xmlns:cx7="http://schemas.microsoft.com/office/drawing/2016/5/13/chartex" xmlns:cx8="http://schemas.microsoft.com/office/drawing/2016/5/14/chartex" xmlns:mc="http://schemas.openxmlformats.org/markup-compatibility/2006" xmlns:aink="http://schemas.microsoft.com/office/drawing/2016/ink" xmlns:am3d="http://schemas.microsoft.com/office/drawing/2017/model3d" xmlns:o="urn:schemas-microsoft-com:office:office" xmlns:oel="http://schemas.microsoft.com/office/2019/extlst" xmlns:r="http://schemas.openxmlformats.org/officeDocument/2006/relationships" xmlns:m="http://schemas.openxmlformats.org/officeDocument/2006/math" xmlns:v="urn:schemas-microsoft-com:vml" xmlns:wp14="http://schemas.microsoft.com/office/word/2010/wordprocessingDrawing" xmlns:wp="http://schemas.openxmlformats.org/drawingml/2006/wordprocessingDrawing" xmlns:w10="urn:schemas-microsoft-com:office:word" xmlns:w="http://schemas.openxmlformats.org/wordprocessingml/2006/main" xmlns:w14="http://schemas.microsoft.com/office/word/2010/wordml" xmlns:w15="http://schemas.microsoft.com/office/word/2012/wordml" xmlns:w16cex="http://schemas.microsoft.com/office/word/2018/wordml/cex" xmlns:w16cid="http://schemas.microsoft.com/office/word/2016/wordml/cid" xmlns:w16="http://schemas.microsoft.com/office/word/2018/wordml" xmlns:w16du="http://schemas.microsoft.com/office/word/2023/wordml/word16du" xmlns:w16sdtdh="http://schemas.microsoft.com/office/word/2020/wordml/sdtdatahash" xmlns:w16sdtfl="http://schemas.microsoft.com/office/word/2024/wordml/sdtformatlock" xmlns:w16se="http://schemas.microsoft.com/office/word/2015/wordml/symex" xmlns:wpg="http://schemas.microsoft.com/office/word/2010/wordprocessingGroup" xmlns:wpi="http://schemas.microsoft.com/office/word/2010/wordprocessingInk" xmlns:wne="http://schemas.microsoft.com/office/word/2006/wordml" xmlns:wps="http://schemas.microsoft.com/office/word/2010/wordprocessingShape" mc:Ignorable="w14 w15 w16se w16cid w16 w16cex w16sdtdh w16sdtfl w16du wp14">
   <w:p>
     <w:pPr>
       <w:pStyle w:val="Footer"/>
@@ -468,7 +730,7 @@
 </file>
 
 <file path=word/footnotes.xml><?xml version="1.0" encoding="utf-8"?>
-<w:footnotes xmlns:wpc="http://schemas.microsoft.com/office/word/2010/wordprocessingCanvas" xmlns:cx="http://schemas.microsoft.com/office/drawing/2014/chartex" xmlns:cx1="http://schemas.microsoft.com/office/drawing/2015/9/8/chartex" xmlns:cx2="http://schemas.microsoft.com/office/drawing/2015/10/21/chartex" xmlns:cx3="http://schemas.microsoft.com/office/drawing/2016/5/9/chartex" xmlns:cx4="http://schemas.microsoft.com/office/drawing/2016/5/10/chartex" xmlns:cx5="http://schemas.microsoft.com/office/drawing/2016/5/11/chartex" xmlns:cx6="http://schemas.microsoft.com/office/drawing/2016/5/12/chartex" xmlns:cx7="http://schemas.microsoft.com/office/drawing/2016/5/13/chartex" xmlns:cx8="http://schemas.microsoft.com/office/drawing/2016/5/14/chartex" xmlns:mc="http://schemas.openxmlformats.org/markup-compatibility/2006" xmlns:aink="http://schemas.microsoft.com/office/drawing/2016/ink" xmlns:am3d="http://schemas.microsoft.com/office/drawing/2017/model3d" xmlns:o="urn:schemas-microsoft-com:office:office" xmlns:oel="http://schemas.microsoft.com/office/2019/extlst" xmlns:r="http://schemas.openxmlformats.org/officeDocument/2006/relationships" xmlns:m="http://schemas.openxmlformats.org/officeDocument/2006/math" xmlns:v="urn:schemas-microsoft-com:vml" xmlns:wp14="http://schemas.microsoft.com/office/word/2010/wordprocessingDrawing" xmlns:wp="http://schemas.openxmlformats.org/drawingml/2006/wordprocessingDrawing" xmlns:w10="urn:schemas-microsoft-com:office:word" xmlns:w="http://schemas.openxmlformats.org/wordprocessingml/2006/main" xmlns:w14="http://schemas.microsoft.com/office/word/2010/wordml" xmlns:w15="http://schemas.microsoft.com/office/word/2012/wordml" xmlns:w16cex="http://schemas.microsoft.com/office/word/2018/wordml/cex" xmlns:w16cid="http://schemas.microsoft.com/office/word/2016/wordml/cid" xmlns:w16="http://schemas.microsoft.com/office/word/2018/wordml" xmlns:w16sdtdh="http://schemas.microsoft.com/office/word/2020/wordml/sdtdatahash" xmlns:w16se="http://schemas.microsoft.com/office/word/2015/wordml/symex" xmlns:wpg="http://schemas.microsoft.com/office/word/2010/wordprocessingGroup" xmlns:wpi="http://schemas.microsoft.com/office/word/2010/wordprocessingInk" xmlns:wne="http://schemas.microsoft.com/office/word/2006/wordml" xmlns:wps="http://schemas.microsoft.com/office/word/2010/wordprocessingShape" mc:Ignorable="w14 w15 w16se w16cid w16 w16cex w16sdtdh wp14">
+<w:footnotes xmlns:wpc="http://schemas.microsoft.com/office/word/2010/wordprocessingCanvas" xmlns:cx="http://schemas.microsoft.com/office/drawing/2014/chartex" xmlns:cx1="http://schemas.microsoft.com/office/drawing/2015/9/8/chartex" xmlns:cx2="http://schemas.microsoft.com/office/drawing/2015/10/21/chartex" xmlns:cx3="http://schemas.microsoft.com/office/drawing/2016/5/9/chartex" xmlns:cx4="http://schemas.microsoft.com/office/drawing/2016/5/10/chartex" xmlns:cx5="http://schemas.microsoft.com/office/drawing/2016/5/11/chartex" xmlns:cx6="http://schemas.microsoft.com/office/drawing/2016/5/12/chartex" xmlns:cx7="http://schemas.microsoft.com/office/drawing/2016/5/13/chartex" xmlns:cx8="http://schemas.microsoft.com/office/drawing/2016/5/14/chartex" xmlns:mc="http://schemas.openxmlformats.org/markup-compatibility/2006" xmlns:aink="http://schemas.microsoft.com/office/drawing/2016/ink" xmlns:am3d="http://schemas.microsoft.com/office/drawing/2017/model3d" xmlns:o="urn:schemas-microsoft-com:office:office" xmlns:oel="http://schemas.microsoft.com/office/2019/extlst" xmlns:r="http://schemas.openxmlformats.org/officeDocument/2006/relationships" xmlns:m="http://schemas.openxmlformats.org/officeDocument/2006/math" xmlns:v="urn:schemas-microsoft-com:vml" xmlns:wp14="http://schemas.microsoft.com/office/word/2010/wordprocessingDrawing" xmlns:wp="http://schemas.openxmlformats.org/drawingml/2006/wordprocessingDrawing" xmlns:w10="urn:schemas-microsoft-com:office:word" xmlns:w="http://schemas.openxmlformats.org/wordprocessingml/2006/main" xmlns:w14="http://schemas.microsoft.com/office/word/2010/wordml" xmlns:w15="http://schemas.microsoft.com/office/word/2012/wordml" xmlns:w16cex="http://schemas.microsoft.com/office/word/2018/wordml/cex" xmlns:w16cid="http://schemas.microsoft.com/office/word/2016/wordml/cid" xmlns:w16="http://schemas.microsoft.com/office/word/2018/wordml" xmlns:w16du="http://schemas.microsoft.com/office/word/2023/wordml/word16du" xmlns:w16sdtdh="http://schemas.microsoft.com/office/word/2020/wordml/sdtdatahash" xmlns:w16sdtfl="http://schemas.microsoft.com/office/word/2024/wordml/sdtformatlock" xmlns:w16se="http://schemas.microsoft.com/office/word/2015/wordml/symex" xmlns:wpg="http://schemas.microsoft.com/office/word/2010/wordprocessingGroup" xmlns:wpi="http://schemas.microsoft.com/office/word/2010/wordprocessingInk" xmlns:wne="http://schemas.microsoft.com/office/word/2006/wordml" xmlns:wps="http://schemas.microsoft.com/office/word/2010/wordprocessingShape" mc:Ignorable="w14 w15 w16se w16cid w16 w16cex w16sdtdh w16sdtfl w16du wp14">
   <w:footnote w:type="separator" w:id="-1">
     <w:p>
       <w:pPr>
@@ -493,7 +755,7 @@
 </file>
 
 <file path=word/header1.xml><?xml version="1.0" encoding="utf-8"?>
-<w:hdr xmlns:wpc="http://schemas.microsoft.com/office/word/2010/wordprocessingCanvas" xmlns:cx="http://schemas.microsoft.com/office/drawing/2014/chartex" xmlns:cx1="http://schemas.microsoft.com/office/drawing/2015/9/8/chartex" xmlns:cx2="http://schemas.microsoft.com/office/drawing/2015/10/21/chartex" xmlns:cx3="http://schemas.microsoft.com/office/drawing/2016/5/9/chartex" xmlns:cx4="http://schemas.microsoft.com/office/drawing/2016/5/10/chartex" xmlns:cx5="http://schemas.microsoft.com/office/drawing/2016/5/11/chartex" xmlns:cx6="http://schemas.microsoft.com/office/drawing/2016/5/12/chartex" xmlns:cx7="http://schemas.microsoft.com/office/drawing/2016/5/13/chartex" xmlns:cx8="http://schemas.microsoft.com/office/drawing/2016/5/14/chartex" xmlns:mc="http://schemas.openxmlformats.org/markup-compatibility/2006" xmlns:aink="http://schemas.microsoft.com/office/drawing/2016/ink" xmlns:am3d="http://schemas.microsoft.com/office/drawing/2017/model3d" xmlns:o="urn:schemas-microsoft-com:office:office" xmlns:oel="http://schemas.microsoft.com/office/2019/extlst" xmlns:r="http://schemas.openxmlformats.org/officeDocument/2006/relationships" xmlns:m="http://schemas.openxmlformats.org/officeDocument/2006/math" xmlns:v="urn:schemas-microsoft-com:vml" xmlns:wp14="http://schemas.microsoft.com/office/word/2010/wordprocessingDrawing" xmlns:wp="http://schemas.openxmlformats.org/drawingml/2006/wordprocessingDrawing" xmlns:w10="urn:schemas-microsoft-com:office:word" xmlns:w="http://schemas.openxmlformats.org/wordprocessingml/2006/main" xmlns:w14="http://schemas.microsoft.com/office/word/2010/wordml" xmlns:w15="http://schemas.microsoft.com/office/word/2012/wordml" xmlns:w16cex="http://schemas.microsoft.com/office/word/2018/wordml/cex" xmlns:w16cid="http://schemas.microsoft.com/office/word/2016/wordml/cid" xmlns:w16="http://schemas.microsoft.com/office/word/2018/wordml" xmlns:w16sdtdh="http://schemas.microsoft.com/office/word/2020/wordml/sdtdatahash" xmlns:w16se="http://schemas.microsoft.com/office/word/2015/wordml/symex" xmlns:wpg="http://schemas.microsoft.com/office/word/2010/wordprocessingGroup" xmlns:wpi="http://schemas.microsoft.com/office/word/2010/wordprocessingInk" xmlns:wne="http://schemas.microsoft.com/office/word/2006/wordml" xmlns:wps="http://schemas.microsoft.com/office/word/2010/wordprocessingShape" mc:Ignorable="w14 w15 w16se w16cid w16 w16cex w16sdtdh wp14">
+<w:hdr xmlns:wpc="http://schemas.microsoft.com/office/word/2010/wordprocessingCanvas" xmlns:cx="http://schemas.microsoft.com/office/drawing/2014/chartex" xmlns:cx1="http://schemas.microsoft.com/office/drawing/2015/9/8/chartex" xmlns:cx2="http://schemas.microsoft.com/office/drawing/2015/10/21/chartex" xmlns:cx3="http://schemas.microsoft.com/office/drawing/2016/5/9/chartex" xmlns:cx4="http://schemas.microsoft.com/office/drawing/2016/5/10/chartex" xmlns:cx5="http://schemas.microsoft.com/office/drawing/2016/5/11/chartex" xmlns:cx6="http://schemas.microsoft.com/office/drawing/2016/5/12/chartex" xmlns:cx7="http://schemas.microsoft.com/office/drawing/2016/5/13/chartex" xmlns:cx8="http://schemas.microsoft.com/office/drawing/2016/5/14/chartex" xmlns:mc="http://schemas.openxmlformats.org/markup-compatibility/2006" xmlns:aink="http://schemas.microsoft.com/office/drawing/2016/ink" xmlns:am3d="http://schemas.microsoft.com/office/drawing/2017/model3d" xmlns:o="urn:schemas-microsoft-com:office:office" xmlns:oel="http://schemas.microsoft.com/office/2019/extlst" xmlns:r="http://schemas.openxmlformats.org/officeDocument/2006/relationships" xmlns:m="http://schemas.openxmlformats.org/officeDocument/2006/math" xmlns:v="urn:schemas-microsoft-com:vml" xmlns:wp14="http://schemas.microsoft.com/office/word/2010/wordprocessingDrawing" xmlns:wp="http://schemas.openxmlformats.org/drawingml/2006/wordprocessingDrawing" xmlns:w10="urn:schemas-microsoft-com:office:word" xmlns:w="http://schemas.openxmlformats.org/wordprocessingml/2006/main" xmlns:w14="http://schemas.microsoft.com/office/word/2010/wordml" xmlns:w15="http://schemas.microsoft.com/office/word/2012/wordml" xmlns:w16cex="http://schemas.microsoft.com/office/word/2018/wordml/cex" xmlns:w16cid="http://schemas.microsoft.com/office/word/2016/wordml/cid" xmlns:w16="http://schemas.microsoft.com/office/word/2018/wordml" xmlns:w16du="http://schemas.microsoft.com/office/word/2023/wordml/word16du" xmlns:w16sdtdh="http://schemas.microsoft.com/office/word/2020/wordml/sdtdatahash" xmlns:w16sdtfl="http://schemas.microsoft.com/office/word/2024/wordml/sdtformatlock" xmlns:w16se="http://schemas.microsoft.com/office/word/2015/wordml/symex" xmlns:wpg="http://schemas.microsoft.com/office/word/2010/wordprocessingGroup" xmlns:wpi="http://schemas.microsoft.com/office/word/2010/wordprocessingInk" xmlns:wne="http://schemas.microsoft.com/office/word/2006/wordml" xmlns:wps="http://schemas.microsoft.com/office/word/2010/wordprocessingShape" mc:Ignorable="w14 w15 w16se w16cid w16 w16cex w16sdtdh w16sdtfl w16du wp14">
   <w:p>
     <w:pPr>
       <w:pStyle w:val="Header"/>
@@ -503,7 +765,7 @@
 </file>
 
 <file path=word/header2.xml><?xml version="1.0" encoding="utf-8"?>
-<w:hdr xmlns:wpc="http://schemas.microsoft.com/office/word/2010/wordprocessingCanvas" xmlns:cx="http://schemas.microsoft.com/office/drawing/2014/chartex" xmlns:cx1="http://schemas.microsoft.com/office/drawing/2015/9/8/chartex" xmlns:cx2="http://schemas.microsoft.com/office/drawing/2015/10/21/chartex" xmlns:cx3="http://schemas.microsoft.com/office/drawing/2016/5/9/chartex" xmlns:cx4="http://schemas.microsoft.com/office/drawing/2016/5/10/chartex" xmlns:cx5="http://schemas.microsoft.com/office/drawing/2016/5/11/chartex" xmlns:cx6="http://schemas.microsoft.com/office/drawing/2016/5/12/chartex" xmlns:cx7="http://schemas.microsoft.com/office/drawing/2016/5/13/chartex" xmlns:cx8="http://schemas.microsoft.com/office/drawing/2016/5/14/chartex" xmlns:mc="http://schemas.openxmlformats.org/markup-compatibility/2006" xmlns:aink="http://schemas.microsoft.com/office/drawing/2016/ink" xmlns:am3d="http://schemas.microsoft.com/office/drawing/2017/model3d" xmlns:o="urn:schemas-microsoft-com:office:office" xmlns:oel="http://schemas.microsoft.com/office/2019/extlst" xmlns:r="http://schemas.openxmlformats.org/officeDocument/2006/relationships" xmlns:m="http://schemas.openxmlformats.org/officeDocument/2006/math" xmlns:v="urn:schemas-microsoft-com:vml" xmlns:wp14="http://schemas.microsoft.com/office/word/2010/wordprocessingDrawing" xmlns:wp="http://schemas.openxmlformats.org/drawingml/2006/wordprocessingDrawing" xmlns:w10="urn:schemas-microsoft-com:office:word" xmlns:w="http://schemas.openxmlformats.org/wordprocessingml/2006/main" xmlns:w14="http://schemas.microsoft.com/office/word/2010/wordml" xmlns:w15="http://schemas.microsoft.com/office/word/2012/wordml" xmlns:w16cex="http://schemas.microsoft.com/office/word/2018/wordml/cex" xmlns:w16cid="http://schemas.microsoft.com/office/word/2016/wordml/cid" xmlns:w16="http://schemas.microsoft.com/office/word/2018/wordml" xmlns:w16sdtdh="http://schemas.microsoft.com/office/word/2020/wordml/sdtdatahash" xmlns:w16se="http://schemas.microsoft.com/office/word/2015/wordml/symex" xmlns:wpg="http://schemas.microsoft.com/office/word/2010/wordprocessingGroup" xmlns:wpi="http://schemas.microsoft.com/office/word/2010/wordprocessingInk" xmlns:wne="http://schemas.microsoft.com/office/word/2006/wordml" xmlns:wps="http://schemas.microsoft.com/office/word/2010/wordprocessingShape" mc:Ignorable="w14 w15 w16se w16cid w16 w16cex w16sdtdh wp14">
+<w:hdr xmlns:wpc="http://schemas.microsoft.com/office/word/2010/wordprocessingCanvas" xmlns:cx="http://schemas.microsoft.com/office/drawing/2014/chartex" xmlns:cx1="http://schemas.microsoft.com/office/drawing/2015/9/8/chartex" xmlns:cx2="http://schemas.microsoft.com/office/drawing/2015/10/21/chartex" xmlns:cx3="http://schemas.microsoft.com/office/drawing/2016/5/9/chartex" xmlns:cx4="http://schemas.microsoft.com/office/drawing/2016/5/10/chartex" xmlns:cx5="http://schemas.microsoft.com/office/drawing/2016/5/11/chartex" xmlns:cx6="http://schemas.microsoft.com/office/drawing/2016/5/12/chartex" xmlns:cx7="http://schemas.microsoft.com/office/drawing/2016/5/13/chartex" xmlns:cx8="http://schemas.microsoft.com/office/drawing/2016/5/14/chartex" xmlns:mc="http://schemas.openxmlformats.org/markup-compatibility/2006" xmlns:aink="http://schemas.microsoft.com/office/drawing/2016/ink" xmlns:am3d="http://schemas.microsoft.com/office/drawing/2017/model3d" xmlns:o="urn:schemas-microsoft-com:office:office" xmlns:oel="http://schemas.microsoft.com/office/2019/extlst" xmlns:r="http://schemas.openxmlformats.org/officeDocument/2006/relationships" xmlns:m="http://schemas.openxmlformats.org/officeDocument/2006/math" xmlns:v="urn:schemas-microsoft-com:vml" xmlns:wp14="http://schemas.microsoft.com/office/word/2010/wordprocessingDrawing" xmlns:wp="http://schemas.openxmlformats.org/drawingml/2006/wordprocessingDrawing" xmlns:w10="urn:schemas-microsoft-com:office:word" xmlns:w="http://schemas.openxmlformats.org/wordprocessingml/2006/main" xmlns:w14="http://schemas.microsoft.com/office/word/2010/wordml" xmlns:w15="http://schemas.microsoft.com/office/word/2012/wordml" xmlns:w16cex="http://schemas.microsoft.com/office/word/2018/wordml/cex" xmlns:w16cid="http://schemas.microsoft.com/office/word/2016/wordml/cid" xmlns:w16="http://schemas.microsoft.com/office/word/2018/wordml" xmlns:w16du="http://schemas.microsoft.com/office/word/2023/wordml/word16du" xmlns:w16sdtdh="http://schemas.microsoft.com/office/word/2020/wordml/sdtdatahash" xmlns:w16sdtfl="http://schemas.microsoft.com/office/word/2024/wordml/sdtformatlock" xmlns:w16se="http://schemas.microsoft.com/office/word/2015/wordml/symex" xmlns:wpg="http://schemas.microsoft.com/office/word/2010/wordprocessingGroup" xmlns:wpi="http://schemas.microsoft.com/office/word/2010/wordprocessingInk" xmlns:wne="http://schemas.microsoft.com/office/word/2006/wordml" xmlns:wps="http://schemas.microsoft.com/office/word/2010/wordprocessingShape" mc:Ignorable="w14 w15 w16se w16cid w16 w16cex w16sdtdh w16sdtfl w16du wp14">
   <w:p>
     <w:pPr>
       <w:pStyle w:val="Header"/>
@@ -514,7 +776,7 @@
 </file>
 
 <file path=word/header3.xml><?xml version="1.0" encoding="utf-8"?>
-<w:hdr xmlns:wpc="http://schemas.microsoft.com/office/word/2010/wordprocessingCanvas" xmlns:cx="http://schemas.microsoft.com/office/drawing/2014/chartex" xmlns:cx1="http://schemas.microsoft.com/office/drawing/2015/9/8/chartex" xmlns:cx2="http://schemas.microsoft.com/office/drawing/2015/10/21/chartex" xmlns:cx3="http://schemas.microsoft.com/office/drawing/2016/5/9/chartex" xmlns:cx4="http://schemas.microsoft.com/office/drawing/2016/5/10/chartex" xmlns:cx5="http://schemas.microsoft.com/office/drawing/2016/5/11/chartex" xmlns:cx6="http://schemas.microsoft.com/office/drawing/2016/5/12/chartex" xmlns:cx7="http://schemas.microsoft.com/office/drawing/2016/5/13/chartex" xmlns:cx8="http://schemas.microsoft.com/office/drawing/2016/5/14/chartex" xmlns:mc="http://schemas.openxmlformats.org/markup-compatibility/2006" xmlns:aink="http://schemas.microsoft.com/office/drawing/2016/ink" xmlns:am3d="http://schemas.microsoft.com/office/drawing/2017/model3d" xmlns:o="urn:schemas-microsoft-com:office:office" xmlns:oel="http://schemas.microsoft.com/office/2019/extlst" xmlns:r="http://schemas.openxmlformats.org/officeDocument/2006/relationships" xmlns:m="http://schemas.openxmlformats.org/officeDocument/2006/math" xmlns:v="urn:schemas-microsoft-com:vml" xmlns:wp14="http://schemas.microsoft.com/office/word/2010/wordprocessingDrawing" xmlns:wp="http://schemas.openxmlformats.org/drawingml/2006/wordprocessingDrawing" xmlns:w10="urn:schemas-microsoft-com:office:word" xmlns:w="http://schemas.openxmlformats.org/wordprocessingml/2006/main" xmlns:w14="http://schemas.microsoft.com/office/word/2010/wordml" xmlns:w15="http://schemas.microsoft.com/office/word/2012/wordml" xmlns:w16cex="http://schemas.microsoft.com/office/word/2018/wordml/cex" xmlns:w16cid="http://schemas.microsoft.com/office/word/2016/wordml/cid" xmlns:w16="http://schemas.microsoft.com/office/word/2018/wordml" xmlns:w16sdtdh="http://schemas.microsoft.com/office/word/2020/wordml/sdtdatahash" xmlns:w16se="http://schemas.microsoft.com/office/word/2015/wordml/symex" xmlns:wpg="http://schemas.microsoft.com/office/word/2010/wordprocessingGroup" xmlns:wpi="http://schemas.microsoft.com/office/word/2010/wordprocessingInk" xmlns:wne="http://schemas.microsoft.com/office/word/2006/wordml" xmlns:wps="http://schemas.microsoft.com/office/word/2010/wordprocessingShape" mc:Ignorable="w14 w15 w16se w16cid w16 w16cex w16sdtdh wp14">
+<w:hdr xmlns:wpc="http://schemas.microsoft.com/office/word/2010/wordprocessingCanvas" xmlns:cx="http://schemas.microsoft.com/office/drawing/2014/chartex" xmlns:cx1="http://schemas.microsoft.com/office/drawing/2015/9/8/chartex" xmlns:cx2="http://schemas.microsoft.com/office/drawing/2015/10/21/chartex" xmlns:cx3="http://schemas.microsoft.com/office/drawing/2016/5/9/chartex" xmlns:cx4="http://schemas.microsoft.com/office/drawing/2016/5/10/chartex" xmlns:cx5="http://schemas.microsoft.com/office/drawing/2016/5/11/chartex" xmlns:cx6="http://schemas.microsoft.com/office/drawing/2016/5/12/chartex" xmlns:cx7="http://schemas.microsoft.com/office/drawing/2016/5/13/chartex" xmlns:cx8="http://schemas.microsoft.com/office/drawing/2016/5/14/chartex" xmlns:mc="http://schemas.openxmlformats.org/markup-compatibility/2006" xmlns:aink="http://schemas.microsoft.com/office/drawing/2016/ink" xmlns:am3d="http://schemas.microsoft.com/office/drawing/2017/model3d" xmlns:o="urn:schemas-microsoft-com:office:office" xmlns:oel="http://schemas.microsoft.com/office/2019/extlst" xmlns:r="http://schemas.openxmlformats.org/officeDocument/2006/relationships" xmlns:m="http://schemas.openxmlformats.org/officeDocument/2006/math" xmlns:v="urn:schemas-microsoft-com:vml" xmlns:wp14="http://schemas.microsoft.com/office/word/2010/wordprocessingDrawing" xmlns:wp="http://schemas.openxmlformats.org/drawingml/2006/wordprocessingDrawing" xmlns:w10="urn:schemas-microsoft-com:office:word" xmlns:w="http://schemas.openxmlformats.org/wordprocessingml/2006/main" xmlns:w14="http://schemas.microsoft.com/office/word/2010/wordml" xmlns:w15="http://schemas.microsoft.com/office/word/2012/wordml" xmlns:w16cex="http://schemas.microsoft.com/office/word/2018/wordml/cex" xmlns:w16cid="http://schemas.microsoft.com/office/word/2016/wordml/cid" xmlns:w16="http://schemas.microsoft.com/office/word/2018/wordml" xmlns:w16du="http://schemas.microsoft.com/office/word/2023/wordml/word16du" xmlns:w16sdtdh="http://schemas.microsoft.com/office/word/2020/wordml/sdtdatahash" xmlns:w16sdtfl="http://schemas.microsoft.com/office/word/2024/wordml/sdtformatlock" xmlns:w16se="http://schemas.microsoft.com/office/word/2015/wordml/symex" xmlns:wpg="http://schemas.microsoft.com/office/word/2010/wordprocessingGroup" xmlns:wpi="http://schemas.microsoft.com/office/word/2010/wordprocessingInk" xmlns:wne="http://schemas.microsoft.com/office/word/2006/wordml" xmlns:wps="http://schemas.microsoft.com/office/word/2010/wordprocessingShape" mc:Ignorable="w14 w15 w16se w16cid w16 w16cex w16sdtdh w16sdtfl w16du wp14">
   <w:p>
     <w:pPr>
       <w:pStyle w:val="Header"/>
@@ -523,7 +785,7 @@
     <w:r>
       <w:tab/>
       <w:tab/>
-      <w:t>2026-06-17</w:t>
+      <w:t>2026-06-18</w:t>
       <w:br/>
       <w:br/>
     </w:r>
@@ -536,7 +798,7 @@
 </file>
 
 <file path=word/numbering.xml><?xml version="1.0" encoding="utf-8"?>
-<w:numbering xmlns:wpc="http://schemas.microsoft.com/office/word/2010/wordprocessingCanvas" xmlns:cx="http://schemas.microsoft.com/office/drawing/2014/chartex" xmlns:cx1="http://schemas.microsoft.com/office/drawing/2015/9/8/chartex" xmlns:cx2="http://schemas.microsoft.com/office/drawing/2015/10/21/chartex" xmlns:cx3="http://schemas.microsoft.com/office/drawing/2016/5/9/chartex" xmlns:cx4="http://schemas.microsoft.com/office/drawing/2016/5/10/chartex" xmlns:cx5="http://schemas.microsoft.com/office/drawing/2016/5/11/chartex" xmlns:cx6="http://schemas.microsoft.com/office/drawing/2016/5/12/chartex" xmlns:cx7="http://schemas.microsoft.com/office/drawing/2016/5/13/chartex" xmlns:cx8="http://schemas.microsoft.com/office/drawing/2016/5/14/chartex" xmlns:mc="http://schemas.openxmlformats.org/markup-compatibility/2006" xmlns:aink="http://schemas.microsoft.com/office/drawing/2016/ink" xmlns:am3d="http://schemas.microsoft.com/office/drawing/2017/model3d" xmlns:o="urn:schemas-microsoft-com:office:office" xmlns:oel="http://schemas.microsoft.com/office/2019/extlst" xmlns:r="http://schemas.openxmlformats.org/officeDocument/2006/relationships" xmlns:m="http://schemas.openxmlformats.org/officeDocument/2006/math" xmlns:v="urn:schemas-microsoft-com:vml" xmlns:wp14="http://schemas.microsoft.com/office/word/2010/wordprocessingDrawing" xmlns:wp="http://schemas.openxmlformats.org/drawingml/2006/wordprocessingDrawing" xmlns:w10="urn:schemas-microsoft-com:office:word" xmlns:w="http://schemas.openxmlformats.org/wordprocessingml/2006/main" xmlns:w14="http://schemas.microsoft.com/office/word/2010/wordml" xmlns:w15="http://schemas.microsoft.com/office/word/2012/wordml" xmlns:w16cex="http://schemas.microsoft.com/office/word/2018/wordml/cex" xmlns:w16cid="http://schemas.microsoft.com/office/word/2016/wordml/cid" xmlns:w16="http://schemas.microsoft.com/office/word/2018/wordml" xmlns:w16sdtdh="http://schemas.microsoft.com/office/word/2020/wordml/sdtdatahash" xmlns:w16se="http://schemas.microsoft.com/office/word/2015/wordml/symex" xmlns:wpg="http://schemas.microsoft.com/office/word/2010/wordprocessingGroup" xmlns:wpi="http://schemas.microsoft.com/office/word/2010/wordprocessingInk" xmlns:wne="http://schemas.microsoft.com/office/word/2006/wordml" xmlns:wps="http://schemas.microsoft.com/office/word/2010/wordprocessingShape" mc:Ignorable="w14 w15 w16se w16cid w16 w16cex w16sdtdh wp14">
+<w:numbering xmlns:wpc="http://schemas.microsoft.com/office/word/2010/wordprocessingCanvas" xmlns:cx="http://schemas.microsoft.com/office/drawing/2014/chartex" xmlns:cx1="http://schemas.microsoft.com/office/drawing/2015/9/8/chartex" xmlns:cx2="http://schemas.microsoft.com/office/drawing/2015/10/21/chartex" xmlns:cx3="http://schemas.microsoft.com/office/drawing/2016/5/9/chartex" xmlns:cx4="http://schemas.microsoft.com/office/drawing/2016/5/10/chartex" xmlns:cx5="http://schemas.microsoft.com/office/drawing/2016/5/11/chartex" xmlns:cx6="http://schemas.microsoft.com/office/drawing/2016/5/12/chartex" xmlns:cx7="http://schemas.microsoft.com/office/drawing/2016/5/13/chartex" xmlns:cx8="http://schemas.microsoft.com/office/drawing/2016/5/14/chartex" xmlns:mc="http://schemas.openxmlformats.org/markup-compatibility/2006" xmlns:aink="http://schemas.microsoft.com/office/drawing/2016/ink" xmlns:am3d="http://schemas.microsoft.com/office/drawing/2017/model3d" xmlns:o="urn:schemas-microsoft-com:office:office" xmlns:oel="http://schemas.microsoft.com/office/2019/extlst" xmlns:r="http://schemas.openxmlformats.org/officeDocument/2006/relationships" xmlns:m="http://schemas.openxmlformats.org/officeDocument/2006/math" xmlns:v="urn:schemas-microsoft-com:vml" xmlns:wp14="http://schemas.microsoft.com/office/word/2010/wordprocessingDrawing" xmlns:wp="http://schemas.openxmlformats.org/drawingml/2006/wordprocessingDrawing" xmlns:w10="urn:schemas-microsoft-com:office:word" xmlns:w="http://schemas.openxmlformats.org/wordprocessingml/2006/main" xmlns:w14="http://schemas.microsoft.com/office/word/2010/wordml" xmlns:w15="http://schemas.microsoft.com/office/word/2012/wordml" xmlns:w16cex="http://schemas.microsoft.com/office/word/2018/wordml/cex" xmlns:w16cid="http://schemas.microsoft.com/office/word/2016/wordml/cid" xmlns:w16="http://schemas.microsoft.com/office/word/2018/wordml" xmlns:w16du="http://schemas.microsoft.com/office/word/2023/wordml/word16du" xmlns:w16sdtdh="http://schemas.microsoft.com/office/word/2020/wordml/sdtdatahash" xmlns:w16sdtfl="http://schemas.microsoft.com/office/word/2024/wordml/sdtformatlock" xmlns:w16se="http://schemas.microsoft.com/office/word/2015/wordml/symex" xmlns:wpg="http://schemas.microsoft.com/office/word/2010/wordprocessingGroup" xmlns:wpi="http://schemas.microsoft.com/office/word/2010/wordprocessingInk" xmlns:wne="http://schemas.microsoft.com/office/word/2006/wordml" xmlns:wps="http://schemas.microsoft.com/office/word/2010/wordprocessingShape" mc:Ignorable="w14 w15 w16se w16cid w16 w16cex w16sdtdh w16sdtfl w16du wp14">
   <w:abstractNum w:abstractNumId="0" w15:restartNumberingAfterBreak="0">
     <w:nsid w:val="FFFFFF7C"/>
     <w:multiLevelType w:val="singleLevel"/>
@@ -739,7 +1001,7 @@
 </file>
 
 <file path=word/styles.xml><?xml version="1.0" encoding="utf-8"?>
-<w:styles xmlns:mc="http://schemas.openxmlformats.org/markup-compatibility/2006" xmlns:r="http://schemas.openxmlformats.org/officeDocument/2006/relationships" xmlns:w="http://schemas.openxmlformats.org/wordprocessingml/2006/main" xmlns:w14="http://schemas.microsoft.com/office/word/2010/wordml" xmlns:w15="http://schemas.microsoft.com/office/word/2012/wordml" xmlns:w16cex="http://schemas.microsoft.com/office/word/2018/wordml/cex" xmlns:w16cid="http://schemas.microsoft.com/office/word/2016/wordml/cid" xmlns:w16="http://schemas.microsoft.com/office/word/2018/wordml" xmlns:w16sdtdh="http://schemas.microsoft.com/office/word/2020/wordml/sdtdatahash" xmlns:w16se="http://schemas.microsoft.com/office/word/2015/wordml/symex" mc:Ignorable="w14 w15 w16se w16cid w16 w16cex w16sdtdh">
+<w:styles xmlns:mc="http://schemas.openxmlformats.org/markup-compatibility/2006" xmlns:r="http://schemas.openxmlformats.org/officeDocument/2006/relationships" xmlns:w="http://schemas.openxmlformats.org/wordprocessingml/2006/main" xmlns:w14="http://schemas.microsoft.com/office/word/2010/wordml" xmlns:w15="http://schemas.microsoft.com/office/word/2012/wordml" xmlns:w16cex="http://schemas.microsoft.com/office/word/2018/wordml/cex" xmlns:w16cid="http://schemas.microsoft.com/office/word/2016/wordml/cid" xmlns:w16="http://schemas.microsoft.com/office/word/2018/wordml" xmlns:w16du="http://schemas.microsoft.com/office/word/2023/wordml/word16du" xmlns:w16sdtdh="http://schemas.microsoft.com/office/word/2020/wordml/sdtdatahash" xmlns:w16sdtfl="http://schemas.microsoft.com/office/word/2024/wordml/sdtformatlock" xmlns:w16se="http://schemas.microsoft.com/office/word/2015/wordml/symex" mc:Ignorable="w14 w15 w16se w16cid w16 w16cex w16sdtdh w16sdtfl w16du">
   <w:docDefaults>
     <w:rPrDefault>
       <w:rPr>
@@ -1497,7 +1759,7 @@
     <w:link w:val="TitleChar"/>
     <w:uiPriority w:val="10"/>
     <w:qFormat/>
-    <w:rsid w:val="007106C8"/>
+    <w:rsid w:val="00E854FA"/>
     <w:pPr>
       <w:spacing w:after="300" w:line="240" w:lineRule="auto"/>
       <w:contextualSpacing/>
@@ -1507,7 +1769,7 @@
       <w:rFonts w:eastAsiaTheme="majorEastAsia" w:cstheme="majorBidi"/>
       <w:spacing w:val="5"/>
       <w:kern w:val="28"/>
-      <w:sz w:val="52"/>
+      <w:sz w:val="40"/>
       <w:szCs w:val="52"/>
       <w:lang w:val="sv-SE" w:eastAsia="en-US" w:bidi="ar-SA"/>
     </w:rPr>
@@ -1517,12 +1779,12 @@
     <w:basedOn w:val="DefaultParagraphFont"/>
     <w:link w:val="Title"/>
     <w:uiPriority w:val="10"/>
-    <w:rsid w:val="007106C8"/>
+    <w:rsid w:val="00E854FA"/>
     <w:rPr>
       <w:rFonts w:ascii="Times New Roman" w:eastAsiaTheme="majorEastAsia" w:hAnsi="Times New Roman" w:cstheme="majorBidi"/>
       <w:spacing w:val="5"/>
       <w:kern w:val="28"/>
-      <w:sz w:val="52"/>
+      <w:sz w:val="40"/>
       <w:szCs w:val="52"/>
       <w:lang w:val="sv-SE" w:eastAsia="en-US" w:bidi="ar-SA"/>
     </w:rPr>

--- a/tillsyn/A 41565-2023 tillsynsbegäran.docx
+++ b/tillsyn/A 41565-2023 tillsynsbegäran.docx
@@ -785,7 +785,7 @@
     <w:r>
       <w:tab/>
       <w:tab/>
-      <w:t>2026-06-18</w:t>
+      <w:t>2026-06-19</w:t>
       <w:br/>
       <w:br/>
     </w:r>

--- a/tillsyn/A 41565-2023 tillsynsbegäran.docx
+++ b/tillsyn/A 41565-2023 tillsynsbegäran.docx
@@ -785,7 +785,7 @@
     <w:r>
       <w:tab/>
       <w:tab/>
-      <w:t>2026-06-19</w:t>
+      <w:t>2026-06-20</w:t>
       <w:br/>
       <w:br/>
     </w:r>

--- a/tillsyn/A 41565-2023 tillsynsbegäran.docx
+++ b/tillsyn/A 41565-2023 tillsynsbegäran.docx
@@ -12,10 +12,7 @@
     </w:p>
     <w:p>
       <w:r>
-        <w:t>Detta dokument behandlar höga naturvärden i avverkningsanmälan A 41565-2023 i Karlstads kommun som inkom 2023-09-06 och omfattar 1,7 ha.</w:t>
-      </w:r>
-      <w:r>
-        <w:t xml:space="preserve"> I Figur 1 visas fyndplatser för naturvårdsarter i området, som finns registrerade på Artportalen.</w:t>
+        <w:t>Denna tillsynsbegäran behandlar höga naturvärden i avverkningsanmälan A 41565-2023 i Karlstads kommun som inkom 2023-09-06 och omfattar 1,7 ha.</w:t>
       </w:r>
     </w:p>
     <w:p>
@@ -63,7 +60,20 @@
         <w:spacing w:after="240"/>
       </w:pPr>
       <w:r>
-        <w:t>Figur 1. Fyndplatser för naturvårdsarter i och inom 17 meter från avverkningsanmälan (röd linje). Inom parentes anges rödlistekategorier, S för signalarter, Tför typiska arter och fridlysningsparagrafer i artskyddsförordningen.Markörer utan svart kant är placerade på fyndplatsen. Markörer med svart kant är placerade vid sidan av fyndplatsen och har ett svart streck som visar fyndplatsens exakta position. Kartans mittpunktskoordinat är N 6584455, E 409877 i SWEREF 99 TM.</w:t>
+        <w:t>Figur 1. Fyndplatser för naturvårdsarter i och inom 17 meter från avverkningsanmälan. Markörer utan svart kant är placerade på fyndplatsen. Markörer med svart kant är placerade vid sidan av fyndplatsen har ett svart streck som visar fyndplatsens exakta position. Kartans mittpunktskoordinat är N 6584455, E 409877 i SWEREF 99 TM.</w:t>
+      </w:r>
+    </w:p>
+    <w:p>
+      <w:r>
+        <w:t>I och inom 17 meter från avverkningsanmälan finns fynd av 6 naturvårdsarter, varav 2 är rödlistade, 2 är fridlysta, 4 är typiska (T) och 2 är signalarter (S): motaggsvamp (NT, T), talltita (NT, §4), mindre märgborre (S, T), vågbandad barkbock (S), kötticka (T) och tjäder (T, §4). Se Figur 1.</w:t>
+      </w:r>
+    </w:p>
+    <w:p>
+      <w:pPr>
+        <w:pStyle w:val="Heading1"/>
+      </w:pPr>
+      <w:r>
+        <w:t>Tillsynsbegäran</w:t>
       </w:r>
     </w:p>
     <w:p>
@@ -77,53 +87,36 @@
       </w:r>
     </w:p>
     <w:p>
-      <w:r>
-        <w:t>Nedan beskrivs fynd av naturvårdsarter och fridlysta arter som gjorts i det avverkningsanmälda området. I BILAGA 1 finns artfakta om fridlysta och rödlistade arter.</w:t>
-      </w:r>
-    </w:p>
-    <w:p>
       <w:pPr>
         <w:pStyle w:val="Heading1"/>
       </w:pPr>
       <w:r>
-        <w:t>Naturvårdsarter</w:t>
+        <w:t>Naturvårdsarter och fridlysta arter</w:t>
       </w:r>
     </w:p>
     <w:p>
       <w:r>
-        <w:t>I och inom 17 meter från avverkningsanmälan har följande 6 naturvårdsarter hittats: motaggsvamp (NT, T), talltita (NT, §4), mindre märgborre (S, T), vågbandad barkbock (S), kötticka (T) och tjäder (T, §4). Av dessa är 2 rödlistade. För rödlistade arter har rödlistekategorin angivits inom parentes. Arter som är signalarter enligt Skogsstyrelsen har markerats med (S). Typiska arter inom Natura 2000 som är kopplade till skogsekosystem har markerats med (T). För fridlysta arter anges även paragrafen i Artskyddsförordningen som arten är fridlyst enligt.</w:t>
+        <w:t>Nedan följer beskrivningar av de naturvårdsarter och fridlysta arter som har sina livsmiljöer och växtplatser i den avverkningsanmälda skogen. Se även ytterligare artfakta i BILAGA 1. De påträffade naturvårdsarterna är ett tydligt kvitto på att det rör sig om en skog med höga naturvärden.</w:t>
       </w:r>
     </w:p>
     <w:p>
       <w:r>
-        <w:t>De påträffade naturvårdsarterna är ett tydligt kvitto på att det rör sig om en skog med höga naturvärden.</w:t>
+        <w:rPr>
+          <w:b/>
+        </w:rPr>
+        <w:t xml:space="preserve">Motaggsvamp (NT) </w:t>
       </w:r>
-    </w:p>
-    <w:p>
-      <w:pPr>
-        <w:pStyle w:val="Heading2"/>
-      </w:pPr>
       <w:r>
-        <w:t>Fridlysta arter</w:t>
-      </w:r>
-    </w:p>
-    <w:p>
-      <w:r>
-        <w:t>Följande fridlysta arter har sina livsmiljöer och växtplatser i den avverkningsanmälda skogen: talltita (NT, §4) och tjäder (T, §4).</w:t>
-      </w:r>
-    </w:p>
-    <w:p>
-      <w:r>
-        <w:t xml:space="preserve">Observera att medlemsländerna är skyldiga att agera i enlighet med EU:s fågeldirektiv där det uttryckligen står att direktivet gäller för fåglar samt för deras ägg, bon och </w:t>
+        <w:t xml:space="preserve">bildar mykorrhiza med tall i tallskog och hittas huvudsakligen i äldre, glesare skogsbestånd och hällmarksimpediment. Arten hotas främst av skogsavverkning och tycks försvinna efter slutavverkning, markberedning och plantering. Motaggsvamp är typisk art för </w:t>
       </w:r>
       <w:r>
         <w:rPr>
-          <w:b/>
+          <w:i/>
         </w:rPr>
-        <w:t xml:space="preserve">livsmiljöer </w:t>
+        <w:t>9010 Taiga</w:t>
       </w:r>
       <w:r>
-        <w:t>(artikel 1). Vidare att de åtgärder som vidtas inte får leda till en försämring av den nuvarande situationen beträffande bevarandet av de fågelarter som avses i artikel 1 (artikel 13). Fågeldirektivet är styrande för tillsynsansvariga myndigheters ärendehantering, ställningstaganden och beslutsfattande.</w:t>
+        <w:t xml:space="preserve"> (SLU Artdatabanken, 2024).</w:t>
       </w:r>
     </w:p>
     <w:p>
@@ -135,68 +128,6 @@
       </w:r>
       <w:r>
         <w:t>, rödlistad som nära hotad och prioriterad art i Skogsvårdslagen, har häckningsrevir i anmälan. Arten har minskat kraftigt de senaste 30 åren och minskningstakten innevarande 10-årsperiod beräknas till 20 (10–30) %. Talltitan är synnerligen trogen sitt cirka 15 hektar stora revir och är beroende av flerskiktade olikåldriga skogar för att kunna föda upp sina ungar. Talltitan försvinner om dess livsmiljö kalavverkas (Eggers &amp; Low, 2014; Ekman, 1979; Griesser et al, 2007; Klein, 2020; Siffczyk et al, 2003; SLU Artdatabanken, 2021).</w:t>
-      </w:r>
-    </w:p>
-    <w:p>
-      <w:r>
-        <w:rPr>
-          <w:b/>
-        </w:rPr>
-        <w:t>Tjäder (§4)</w:t>
-      </w:r>
-      <w:r>
-        <w:t xml:space="preserve"> omfattas av bilaga 1 och 2 EU:s fågeldirektiv och är typisk art för </w:t>
-      </w:r>
-      <w:r>
-        <w:rPr>
-          <w:i/>
-        </w:rPr>
-        <w:t xml:space="preserve">9010 Taiga </w:t>
-      </w:r>
-      <w:r>
-        <w:t xml:space="preserve">och </w:t>
-      </w:r>
-      <w:r>
-        <w:rPr>
-          <w:i/>
-        </w:rPr>
-        <w:t>9740 Skogsbevuxen myr</w:t>
-      </w:r>
-      <w:r>
-        <w:t>. Tjädern är en utpräglad skogsfågel knuten till större sammanhängande barrskogsområden. Tupparna och hönorna utnyttjar till viss del olika miljöer, och habitatvalet varierar dessutom mellan olika delar av året. För att det ska finnas livskraftiga tjäderbestånd krävs funktionella skogslandskap med en blandning av uppvuxen, gles och luckig skog, täta sumpskogar, myrar och andra små våtmarker. Arten försvinner när skogen fragmenteras och den sammanlagda arealen hyggen och andra öppna områden blir för stor. Ett småskaligt och försiktigt virkesuttag genom hyggesfria metoder kan i vissa fall vara möjligt i området inom 200 m från lekcentrum. Längre ut från lekcentrum, inom 200–500 m bör den avverkade ytan inte överskrida 1 hektar för att undvika alltför stora och snabba förändringar (Skogsstyrelsen, 2019; SLU Artdatabanken, 2024).</w:t>
-      </w:r>
-    </w:p>
-    <w:p>
-      <w:r>
-        <w:t>I BILAGA 1 finns mer detaljerad information om ekologi samt krav på livsmiljö hos fridlysta arter.</w:t>
-      </w:r>
-    </w:p>
-    <w:p>
-      <w:pPr>
-        <w:pStyle w:val="Heading2"/>
-      </w:pPr>
-      <w:r>
-        <w:t>Övriga naturvårdsarter</w:t>
-      </w:r>
-    </w:p>
-    <w:p>
-      <w:r>
-        <w:rPr>
-          <w:b/>
-        </w:rPr>
-        <w:t>Kötticka (NT)</w:t>
-      </w:r>
-      <w:r>
-        <w:t xml:space="preserve"> är granens kötticka och har klassificerats som ”gammelskogsindikator”, då den förekommer med ett tydligt optimum i äldre barrskogar, främst fuktiga granskogar. Den har högst signalvärde söder om den naturliga norrlandsgränsen </w:t>
-      </w:r>
-      <w:r>
-        <w:rPr>
-          <w:i/>
-        </w:rPr>
-        <w:t>limes norrlandicus</w:t>
-      </w:r>
-      <w:r>
-        <w:t>, men signalerar vanligtvis höga naturvärden även i Norrland. Arten är knuten till miljöer med konstant luftfuktighet och känslig för uttorkning som en avverkning kan medföra. Den totala populationen bedöms därför ha minskat under de senaste 30 åren och fortsätter att minska i takt med att grankontinuitetsskogar (skogar som inte kalavverkats) minskar i areal, samtidigt som att lämpliga miljöer inte återskapas i samma takt (SLU Artdatabanken, 2024; Nitare &amp; Skogsstyrelsen, 2019).</w:t>
       </w:r>
     </w:p>
     <w:p>
@@ -233,19 +164,10 @@
         <w:rPr>
           <w:b/>
         </w:rPr>
-        <w:t xml:space="preserve">Motaggsvamp (NT) </w:t>
+        <w:t xml:space="preserve">Vågbandad barkbock </w:t>
       </w:r>
       <w:r>
-        <w:t xml:space="preserve">bildar mykorrhiza med tall i tallskog och hittas huvudsakligen i äldre, glesare skogsbestånd och hällmarksimpediment. Arten hotas främst av skogsavverkning och tycks försvinna efter slutavverkning, markberedning och plantering. Motaggsvamp är typisk art för </w:t>
-      </w:r>
-      <w:r>
-        <w:rPr>
-          <w:i/>
-        </w:rPr>
-        <w:t>9010 Taiga</w:t>
-      </w:r>
-      <w:r>
-        <w:t xml:space="preserve"> (SLU Artdatabanken, 2024).</w:t>
+        <w:t>är en långhorning vars larvutveckling sker under bark på nyligen döda stående barrträd, främst gran, mer undantagsvis på tall. Främst i stående träd, särskilt gamla, långsamvuxna granar med grov bark, även i grövre grenar, stubbar eller vindfällen. Arten är starkt knuten till naturskogsliknande granskogar, och gynnas av extrema torrsomrar som försvagar träden. Arten påverkas negativt av brist på kontinuitetsskog och en minskning av populationen pågår eller förväntas ske (SLU Artdatabanken, 2025).</w:t>
       </w:r>
     </w:p>
     <w:p>
@@ -253,10 +175,70 @@
         <w:rPr>
           <w:b/>
         </w:rPr>
-        <w:t xml:space="preserve">Vågbandad barkbock </w:t>
+        <w:t>Kötticka (NT)</w:t>
       </w:r>
       <w:r>
-        <w:t>är en långhorning vars larvutveckling sker under bark på nyligen döda stående barrträd, främst gran, mer undantagsvis på tall. Främst i stående träd, särskilt gamla, långsamvuxna granar med grov bark, även i grövre grenar, stubbar eller vindfällen. Arten är starkt knuten till naturskogsliknande granskogar, och gynnas av extrema torrsomrar som försvagar träden. Arten påverkas negativt av brist på kontinuitetsskog och en minskning av populationen pågår eller förväntas ske (SLU Artdatabanken, 2025).</w:t>
+        <w:t xml:space="preserve"> är granens kötticka och har klassificerats som ”gammelskogsindikator”, då den förekommer med ett tydligt optimum i äldre barrskogar, främst fuktiga granskogar. Den har högst signalvärde söder om den naturliga norrlandsgränsen </w:t>
+      </w:r>
+      <w:r>
+        <w:rPr>
+          <w:i/>
+        </w:rPr>
+        <w:t>limes norrlandicus</w:t>
+      </w:r>
+      <w:r>
+        <w:t>, men signalerar vanligtvis höga naturvärden även i Norrland. Arten är knuten till miljöer med konstant luftfuktighet och känslig för uttorkning som en avverkning kan medföra. Den totala populationen bedöms därför ha minskat under de senaste 30 åren och fortsätter att minska i takt med att grankontinuitetsskogar (skogar som inte kalavverkats) minskar i areal, samtidigt som att lämpliga miljöer inte återskapas i samma takt (SLU Artdatabanken, 2024; Nitare &amp; Skogsstyrelsen, 2019).</w:t>
+      </w:r>
+    </w:p>
+    <w:p>
+      <w:r>
+        <w:rPr>
+          <w:b/>
+        </w:rPr>
+        <w:t>Tjäder (§4)</w:t>
+      </w:r>
+      <w:r>
+        <w:t xml:space="preserve"> omfattas av bilaga 1 och 2 EU:s fågeldirektiv och är typisk art för </w:t>
+      </w:r>
+      <w:r>
+        <w:rPr>
+          <w:i/>
+        </w:rPr>
+        <w:t xml:space="preserve">9010 Taiga </w:t>
+      </w:r>
+      <w:r>
+        <w:t xml:space="preserve">och </w:t>
+      </w:r>
+      <w:r>
+        <w:rPr>
+          <w:i/>
+        </w:rPr>
+        <w:t>9740 Skogsbevuxen myr</w:t>
+      </w:r>
+      <w:r>
+        <w:t>. Tjädern är en utpräglad skogsfågel knuten till större sammanhängande barrskogsområden. Tupparna och hönorna utnyttjar till viss del olika miljöer, och habitatvalet varierar dessutom mellan olika delar av året. För att det ska finnas livskraftiga tjäderbestånd krävs funktionella skogslandskap med en blandning av uppvuxen, gles och luckig skog, täta sumpskogar, myrar och andra små våtmarker. Arten försvinner när skogen fragmenteras och den sammanlagda arealen hyggen och andra öppna områden blir för stor. Ett småskaligt och försiktigt virkesuttag genom hyggesfria metoder kan i vissa fall vara möjligt i området inom 200 m från lekcentrum. Längre ut från lekcentrum, inom 200–500 m bör den avverkade ytan inte överskrida 1 hektar för att undvika alltför stora och snabba förändringar (Skogsstyrelsen, 2019; SLU Artdatabanken, 2024).</w:t>
+      </w:r>
+    </w:p>
+    <w:p>
+      <w:pPr>
+        <w:pStyle w:val="Heading1"/>
+      </w:pPr>
+      <w:r>
+        <w:t>EU:s fågeldirektiv</w:t>
+      </w:r>
+    </w:p>
+    <w:p>
+      <w:r>
+        <w:t xml:space="preserve">Europeiska unionens medlemsländer är skyldiga att agera i enlighet med EU:s fågeldirektiv där det uttryckligen står att direktivet gäller för fåglar samt för deras ägg, bon och </w:t>
+      </w:r>
+      <w:r>
+        <w:rPr>
+          <w:b/>
+        </w:rPr>
+        <w:t xml:space="preserve">livsmiljöer </w:t>
+      </w:r>
+      <w:r>
+        <w:t>(artikel 1). Vidare att de åtgärder som vidtas inte får leda till en försämring av den nuvarande situationen beträffande bevarandet av de fågelarter som avses i artikel 1 (artikel 13). Fågeldirektivet är styrande för tillsynsansvariga myndigheters ärendehantering, ställningstaganden och beslutsfattande.</w:t>
       </w:r>
     </w:p>
     <w:p>
@@ -272,6 +254,126 @@
         <w:t>BILAGA 1 –</w:t>
         <w:br/>
         <w:t>Fridlysta och rödlistade arter</w:t>
+      </w:r>
+    </w:p>
+    <w:p>
+      <w:pPr>
+        <w:pStyle w:val="Heading1"/>
+      </w:pPr>
+      <w:r>
+        <w:t>Talltita – ekologi samt krav på livsmiljön</w:t>
+      </w:r>
+    </w:p>
+    <w:p>
+      <w:r>
+        <w:t>Talltita är rödlistad som NT, fridlyst och prioriterad art i Skogsvårdslagen. Den omfattas av EU:s fågeldirektiv. Arten har minskat kraftigt de senaste 30 åren och minskningstakten innevarande 10-årsperiod beräknas till 20 (10–30) % (SLU Artdatabanken, 2022).</w:t>
+      </w:r>
+    </w:p>
+    <w:p>
+      <w:r>
+        <w:t>Talltita föredrar större sammanhängande barrskogar, och finns såväl i tallskog som granskog och i lövblandad barrskog. Skogens struktur är viktig och ska helst vara flerskiktad med riklig underväxt av mindre granar, björk och andra lövträd och buskar. Tillgång på murknande högstubbar är särskilt viktig, eftersom talltitan helst själv hackar ut sitt bohål (SLU Artdatabanken, 2022).</w:t>
+      </w:r>
+    </w:p>
+    <w:p>
+      <w:r>
+        <w:t>Det finns flera studier som visar att talltita är känslig för gallring och inte överlever när dess livsmiljö kalavverkas (Eggers and Low, 2014; Griesser et al., 2007; Klein, 2020). Talltitans revir är förhållandevis stora, 10–20 hektar och arten missgynnas när skogen fragmenteras. Kalavverkning av större delar av reviret innebär att det överges (Artdatabanken, 2021).</w:t>
+      </w:r>
+    </w:p>
+    <w:p>
+      <w:r>
+        <w:t>Talltitan är synnerligen trogen sitt revir så länge paret lever och biotopen förblir intakt. Paret stannar i sitt revir året om. En förlust av ett revir har därför en stor inverkan på den lokala populationen och trakthyggesbruket anses vara orsak till den svenska populationens kraftiga minskning. Talltiteparets revirtrohet innebär att närhelst under året man observerar en adult talltita så ingår denna plats i reviret (Siffczyk et al., 2003; Ekman, 1979).</w:t>
+      </w:r>
+    </w:p>
+    <w:p>
+      <w:pPr>
+        <w:pStyle w:val="Heading2"/>
+      </w:pPr>
+      <w:r>
+        <w:t>Referenser – talltita</w:t>
+      </w:r>
+    </w:p>
+    <w:p>
+      <w:r>
+        <w:t xml:space="preserve">Eggers, S., Low, M., 2014. </w:t>
+      </w:r>
+      <w:r>
+        <w:rPr>
+          <w:i/>
+        </w:rPr>
+        <w:t xml:space="preserve">Differential demographic responses of sympatric Parids to vegetation management in boreal forest. </w:t>
+      </w:r>
+      <w:r>
+        <w:t>For. Ecol. Manage. 319, 169–175.</w:t>
+      </w:r>
+    </w:p>
+    <w:p>
+      <w:r>
+        <w:t xml:space="preserve">Ekman, J., 1979. </w:t>
+      </w:r>
+      <w:r>
+        <w:rPr>
+          <w:i/>
+        </w:rPr>
+        <w:t xml:space="preserve">Coherence, composition and territories of winter social groups of the Willow Tit Parus montanus and the Crested Tit P. cristatus. </w:t>
+      </w:r>
+      <w:r>
+        <w:t>Ornis Scandinavica, 10, pp 56–68</w:t>
+      </w:r>
+    </w:p>
+    <w:p>
+      <w:r>
+        <w:t xml:space="preserve">Griesser, M., Nystrand, M., Eggers, S., Ekman, J., 2007. </w:t>
+      </w:r>
+      <w:r>
+        <w:rPr>
+          <w:i/>
+        </w:rPr>
+        <w:t xml:space="preserve">Impact of forestry practices on fitness correlates and population productivity in an open-nesting bird species. </w:t>
+      </w:r>
+      <w:r>
+        <w:t>Conserv. Biol. 21, 767–774. https://doi.org/10.1111/j.1523- 1739.2007.00675.x</w:t>
+      </w:r>
+    </w:p>
+    <w:p>
+      <w:r>
+        <w:t xml:space="preserve">Klein, J., 2020. </w:t>
+      </w:r>
+      <w:r>
+        <w:rPr>
+          <w:i/>
+        </w:rPr>
+        <w:t xml:space="preserve">The forgotten forest – On thinning, retention, and biodiversity in the boreal forest. </w:t>
+      </w:r>
+      <w:r>
+        <w:t>Doctoral Thesis No. 2020:50</w:t>
+      </w:r>
+    </w:p>
+    <w:p>
+      <w:r>
+        <w:t xml:space="preserve">Siffczyk, C., Brotons, L., Kangas, K., Orell, M., 2003. </w:t>
+      </w:r>
+      <w:r>
+        <w:rPr>
+          <w:i/>
+        </w:rPr>
+        <w:t xml:space="preserve">Home range size of willow tits. </w:t>
+      </w:r>
+      <w:r>
+        <w:t>Oecologica, 136, 635–642 (2003)</w:t>
+      </w:r>
+    </w:p>
+    <w:p>
+      <w:r>
+        <w:t xml:space="preserve">SLU Artdatabanken, 2021. </w:t>
+      </w:r>
+      <w:r>
+        <w:rPr>
+          <w:i/>
+        </w:rPr>
+        <w:t xml:space="preserve">Artfaktablad. Naturvård – artfakta. </w:t>
+      </w:r>
+      <w:r>
+        <w:t>SLU Artdatabanken, Uppsala</w:t>
       </w:r>
     </w:p>
     <w:p>
@@ -473,126 +575,6 @@
         <w:pStyle w:val="Heading1"/>
       </w:pPr>
       <w:r>
-        <w:t>Talltita – ekologi samt krav på livsmiljön</w:t>
-      </w:r>
-    </w:p>
-    <w:p>
-      <w:r>
-        <w:t>Talltita är rödlistad som NT, fridlyst och prioriterad art i Skogsvårdslagen. Den omfattas av EU:s fågeldirektiv. Arten har minskat kraftigt de senaste 30 åren och minskningstakten innevarande 10-årsperiod beräknas till 20 (10–30) % (SLU Artdatabanken, 2022).</w:t>
-      </w:r>
-    </w:p>
-    <w:p>
-      <w:r>
-        <w:t>Talltita föredrar större sammanhängande barrskogar, och finns såväl i tallskog som granskog och i lövblandad barrskog. Skogens struktur är viktig och ska helst vara flerskiktad med riklig underväxt av mindre granar, björk och andra lövträd och buskar. Tillgång på murknande högstubbar är särskilt viktig, eftersom talltitan helst själv hackar ut sitt bohål (SLU Artdatabanken, 2022).</w:t>
-      </w:r>
-    </w:p>
-    <w:p>
-      <w:r>
-        <w:t>Det finns flera studier som visar att talltita är känslig för gallring och inte överlever när dess livsmiljö kalavverkas (Eggers and Low, 2014; Griesser et al., 2007; Klein, 2020). Talltitans revir är förhållandevis stora, 10–20 hektar och arten missgynnas när skogen fragmenteras. Kalavverkning av större delar av reviret innebär att det överges (Artdatabanken, 2021).</w:t>
-      </w:r>
-    </w:p>
-    <w:p>
-      <w:r>
-        <w:t>Talltitan är synnerligen trogen sitt revir så länge paret lever och biotopen förblir intakt. Paret stannar i sitt revir året om. En förlust av ett revir har därför en stor inverkan på den lokala populationen och trakthyggesbruket anses vara orsak till den svenska populationens kraftiga minskning. Talltiteparets revirtrohet innebär att närhelst under året man observerar en adult talltita så ingår denna plats i reviret (Siffczyk et al., 2003; Ekman, 1979).</w:t>
-      </w:r>
-    </w:p>
-    <w:p>
-      <w:pPr>
-        <w:pStyle w:val="Heading2"/>
-      </w:pPr>
-      <w:r>
-        <w:t>Referenser – talltita</w:t>
-      </w:r>
-    </w:p>
-    <w:p>
-      <w:r>
-        <w:t xml:space="preserve">Eggers, S., Low, M., 2014. </w:t>
-      </w:r>
-      <w:r>
-        <w:rPr>
-          <w:i/>
-        </w:rPr>
-        <w:t xml:space="preserve">Differential demographic responses of sympatric Parids to vegetation management in boreal forest. </w:t>
-      </w:r>
-      <w:r>
-        <w:t>For. Ecol. Manage. 319, 169–175.</w:t>
-      </w:r>
-    </w:p>
-    <w:p>
-      <w:r>
-        <w:t xml:space="preserve">Ekman, J., 1979. </w:t>
-      </w:r>
-      <w:r>
-        <w:rPr>
-          <w:i/>
-        </w:rPr>
-        <w:t xml:space="preserve">Coherence, composition and territories of winter social groups of the Willow Tit Parus montanus and the Crested Tit P. cristatus. </w:t>
-      </w:r>
-      <w:r>
-        <w:t>Ornis Scandinavica, 10, pp 56–68</w:t>
-      </w:r>
-    </w:p>
-    <w:p>
-      <w:r>
-        <w:t xml:space="preserve">Griesser, M., Nystrand, M., Eggers, S., Ekman, J., 2007. </w:t>
-      </w:r>
-      <w:r>
-        <w:rPr>
-          <w:i/>
-        </w:rPr>
-        <w:t xml:space="preserve">Impact of forestry practices on fitness correlates and population productivity in an open-nesting bird species. </w:t>
-      </w:r>
-      <w:r>
-        <w:t>Conserv. Biol. 21, 767–774. https://doi.org/10.1111/j.1523- 1739.2007.00675.x</w:t>
-      </w:r>
-    </w:p>
-    <w:p>
-      <w:r>
-        <w:t xml:space="preserve">Klein, J., 2020. </w:t>
-      </w:r>
-      <w:r>
-        <w:rPr>
-          <w:i/>
-        </w:rPr>
-        <w:t xml:space="preserve">The forgotten forest – On thinning, retention, and biodiversity in the boreal forest. </w:t>
-      </w:r>
-      <w:r>
-        <w:t>Doctoral Thesis No. 2020:50</w:t>
-      </w:r>
-    </w:p>
-    <w:p>
-      <w:r>
-        <w:t xml:space="preserve">Siffczyk, C., Brotons, L., Kangas, K., Orell, M., 2003. </w:t>
-      </w:r>
-      <w:r>
-        <w:rPr>
-          <w:i/>
-        </w:rPr>
-        <w:t xml:space="preserve">Home range size of willow tits. </w:t>
-      </w:r>
-      <w:r>
-        <w:t>Oecologica, 136, 635–642 (2003)</w:t>
-      </w:r>
-    </w:p>
-    <w:p>
-      <w:r>
-        <w:t xml:space="preserve">SLU Artdatabanken, 2021. </w:t>
-      </w:r>
-      <w:r>
-        <w:rPr>
-          <w:i/>
-        </w:rPr>
-        <w:t xml:space="preserve">Artfaktablad. Naturvård – artfakta. </w:t>
-      </w:r>
-      <w:r>
-        <w:t>SLU Artdatabanken, Uppsala</w:t>
-      </w:r>
-    </w:p>
-    <w:p>
-      <w:pPr>
-        <w:pStyle w:val="Heading1"/>
-      </w:pPr>
-      <w:r>
         <w:t>Tjäder – ekologi samt krav på livsmiljön</w:t>
       </w:r>
     </w:p>
@@ -785,7 +767,7 @@
     <w:r>
       <w:tab/>
       <w:tab/>
-      <w:t>2026-06-20</w:t>
+      <w:t>2026-06-21</w:t>
       <w:br/>
       <w:br/>
     </w:r>

--- a/tillsyn/A 41565-2023 tillsynsbegäran.docx
+++ b/tillsyn/A 41565-2023 tillsynsbegäran.docx
@@ -767,7 +767,7 @@
     <w:r>
       <w:tab/>
       <w:tab/>
-      <w:t>2026-06-21</w:t>
+      <w:t>2026-06-22</w:t>
       <w:br/>
       <w:br/>
     </w:r>

--- a/tillsyn/A 41565-2023 tillsynsbegäran.docx
+++ b/tillsyn/A 41565-2023 tillsynsbegäran.docx
@@ -767,7 +767,7 @@
     <w:r>
       <w:tab/>
       <w:tab/>
-      <w:t>2026-06-22</w:t>
+      <w:t>2026-06-23</w:t>
       <w:br/>
       <w:br/>
     </w:r>

--- a/tillsyn/A 41565-2023 tillsynsbegäran.docx
+++ b/tillsyn/A 41565-2023 tillsynsbegäran.docx
@@ -767,7 +767,7 @@
     <w:r>
       <w:tab/>
       <w:tab/>
-      <w:t>2026-06-23</w:t>
+      <w:t>2026-06-24</w:t>
       <w:br/>
       <w:br/>
     </w:r>

--- a/tillsyn/A 41565-2023 tillsynsbegäran.docx
+++ b/tillsyn/A 41565-2023 tillsynsbegäran.docx
@@ -767,7 +767,7 @@
     <w:r>
       <w:tab/>
       <w:tab/>
-      <w:t>2026-06-24</w:t>
+      <w:t>2026-06-25</w:t>
       <w:br/>
       <w:br/>
     </w:r>

--- a/tillsyn/A 41565-2023 tillsynsbegäran.docx
+++ b/tillsyn/A 41565-2023 tillsynsbegäran.docx
@@ -767,7 +767,7 @@
     <w:r>
       <w:tab/>
       <w:tab/>
-      <w:t>2026-06-25</w:t>
+      <w:t>2026-06-26</w:t>
       <w:br/>
       <w:br/>
     </w:r>

--- a/tillsyn/A 41565-2023 tillsynsbegäran.docx
+++ b/tillsyn/A 41565-2023 tillsynsbegäran.docx
@@ -767,7 +767,7 @@
     <w:r>
       <w:tab/>
       <w:tab/>
-      <w:t>2026-06-26</w:t>
+      <w:t>2026-06-27</w:t>
       <w:br/>
       <w:br/>
     </w:r>

--- a/tillsyn/A 41565-2023 tillsynsbegäran.docx
+++ b/tillsyn/A 41565-2023 tillsynsbegäran.docx
@@ -767,7 +767,7 @@
     <w:r>
       <w:tab/>
       <w:tab/>
-      <w:t>2026-06-27</w:t>
+      <w:t>2026-06-28</w:t>
       <w:br/>
       <w:br/>
     </w:r>

--- a/tillsyn/A 41565-2023 tillsynsbegäran.docx
+++ b/tillsyn/A 41565-2023 tillsynsbegäran.docx
@@ -767,7 +767,7 @@
     <w:r>
       <w:tab/>
       <w:tab/>
-      <w:t>2026-06-28</w:t>
+      <w:t>2026-06-29</w:t>
       <w:br/>
       <w:br/>
     </w:r>

--- a/tillsyn/A 41565-2023 tillsynsbegäran.docx
+++ b/tillsyn/A 41565-2023 tillsynsbegäran.docx
@@ -767,7 +767,7 @@
     <w:r>
       <w:tab/>
       <w:tab/>
-      <w:t>2026-06-29</w:t>
+      <w:t>2026-06-30</w:t>
       <w:br/>
       <w:br/>
     </w:r>

--- a/tillsyn/A 41565-2023 tillsynsbegäran.docx
+++ b/tillsyn/A 41565-2023 tillsynsbegäran.docx
@@ -767,7 +767,7 @@
     <w:r>
       <w:tab/>
       <w:tab/>
-      <w:t>2026-06-30</w:t>
+      <w:t>2026-07-01</w:t>
       <w:br/>
       <w:br/>
     </w:r>

--- a/tillsyn/A 41565-2023 tillsynsbegäran.docx
+++ b/tillsyn/A 41565-2023 tillsynsbegäran.docx
@@ -767,7 +767,7 @@
     <w:r>
       <w:tab/>
       <w:tab/>
-      <w:t>2026-07-01</w:t>
+      <w:t>2026-07-02</w:t>
       <w:br/>
       <w:br/>
     </w:r>

--- a/tillsyn/A 41565-2023 tillsynsbegäran.docx
+++ b/tillsyn/A 41565-2023 tillsynsbegäran.docx
@@ -767,7 +767,7 @@
     <w:r>
       <w:tab/>
       <w:tab/>
-      <w:t>2026-07-13</w:t>
+      <w:t>2026-07-14</w:t>
       <w:br/>
       <w:br/>
     </w:r>

--- a/tillsyn/A 41565-2023 tillsynsbegäran.docx
+++ b/tillsyn/A 41565-2023 tillsynsbegäran.docx
@@ -767,7 +767,7 @@
     <w:r>
       <w:tab/>
       <w:tab/>
-      <w:t>2026-07-14</w:t>
+      <w:t>2026-07-15</w:t>
       <w:br/>
       <w:br/>
     </w:r>

--- a/tillsyn/A 41565-2023 tillsynsbegäran.docx
+++ b/tillsyn/A 41565-2023 tillsynsbegäran.docx
@@ -767,7 +767,7 @@
     <w:r>
       <w:tab/>
       <w:tab/>
-      <w:t>2026-07-15</w:t>
+      <w:t>2026-07-16</w:t>
       <w:br/>
       <w:br/>
     </w:r>

--- a/tillsyn/A 41565-2023 tillsynsbegäran.docx
+++ b/tillsyn/A 41565-2023 tillsynsbegäran.docx
@@ -767,7 +767,7 @@
     <w:r>
       <w:tab/>
       <w:tab/>
-      <w:t>2026-07-16</w:t>
+      <w:t>2026-07-17</w:t>
       <w:br/>
       <w:br/>
     </w:r>

--- a/tillsyn/A 41565-2023 tillsynsbegäran.docx
+++ b/tillsyn/A 41565-2023 tillsynsbegäran.docx
@@ -767,7 +767,7 @@
     <w:r>
       <w:tab/>
       <w:tab/>
-      <w:t>2026-07-17</w:t>
+      <w:t>2026-07-18</w:t>
       <w:br/>
       <w:br/>
     </w:r>

--- a/tillsyn/A 41565-2023 tillsynsbegäran.docx
+++ b/tillsyn/A 41565-2023 tillsynsbegäran.docx
@@ -767,7 +767,7 @@
     <w:r>
       <w:tab/>
       <w:tab/>
-      <w:t>2026-07-18</w:t>
+      <w:t>2026-07-19</w:t>
       <w:br/>
       <w:br/>
     </w:r>

--- a/tillsyn/A 41565-2023 tillsynsbegäran.docx
+++ b/tillsyn/A 41565-2023 tillsynsbegäran.docx
@@ -767,7 +767,7 @@
     <w:r>
       <w:tab/>
       <w:tab/>
-      <w:t>2026-07-19</w:t>
+      <w:t>2026-07-20</w:t>
       <w:br/>
       <w:br/>
     </w:r>

--- a/tillsyn/A 41565-2023 tillsynsbegäran.docx
+++ b/tillsyn/A 41565-2023 tillsynsbegäran.docx
@@ -767,7 +767,7 @@
     <w:r>
       <w:tab/>
       <w:tab/>
-      <w:t>2026-07-20</w:t>
+      <w:t>2026-07-21</w:t>
       <w:br/>
       <w:br/>
     </w:r>

--- a/tillsyn/A 41565-2023 tillsynsbegäran.docx
+++ b/tillsyn/A 41565-2023 tillsynsbegäran.docx
@@ -767,7 +767,7 @@
     <w:r>
       <w:tab/>
       <w:tab/>
-      <w:t>2026-07-21</w:t>
+      <w:t>2026-07-22</w:t>
       <w:br/>
       <w:br/>
     </w:r>

--- a/tillsyn/A 41565-2023 tillsynsbegäran.docx
+++ b/tillsyn/A 41565-2023 tillsynsbegäran.docx
@@ -767,7 +767,7 @@
     <w:r>
       <w:tab/>
       <w:tab/>
-      <w:t>2026-07-22</w:t>
+      <w:t>2026-07-23</w:t>
       <w:br/>
       <w:br/>
     </w:r>

--- a/tillsyn/A 41565-2023 tillsynsbegäran.docx
+++ b/tillsyn/A 41565-2023 tillsynsbegäran.docx
@@ -767,7 +767,7 @@
     <w:r>
       <w:tab/>
       <w:tab/>
-      <w:t>2026-07-23</w:t>
+      <w:t>2026-07-24</w:t>
       <w:br/>
       <w:br/>
     </w:r>

--- a/tillsyn/A 41565-2023 tillsynsbegäran.docx
+++ b/tillsyn/A 41565-2023 tillsynsbegäran.docx
@@ -767,7 +767,7 @@
     <w:r>
       <w:tab/>
       <w:tab/>
-      <w:t>2026-07-24</w:t>
+      <w:t>2026-07-25</w:t>
       <w:br/>
       <w:br/>
     </w:r>

--- a/tillsyn/A 41565-2023 tillsynsbegäran.docx
+++ b/tillsyn/A 41565-2023 tillsynsbegäran.docx
@@ -767,7 +767,7 @@
     <w:r>
       <w:tab/>
       <w:tab/>
-      <w:t>2026-07-25</w:t>
+      <w:t>2026-07-26</w:t>
       <w:br/>
       <w:br/>
     </w:r>

--- a/tillsyn/A 41565-2023 tillsynsbegäran.docx
+++ b/tillsyn/A 41565-2023 tillsynsbegäran.docx
@@ -767,7 +767,7 @@
     <w:r>
       <w:tab/>
       <w:tab/>
-      <w:t>2026-07-26</w:t>
+      <w:t>2026-07-27</w:t>
       <w:br/>
       <w:br/>
     </w:r>

--- a/tillsyn/A 41565-2023 tillsynsbegäran.docx
+++ b/tillsyn/A 41565-2023 tillsynsbegäran.docx
@@ -767,7 +767,7 @@
     <w:r>
       <w:tab/>
       <w:tab/>
-      <w:t>2026-07-27</w:t>
+      <w:t>2026-07-28</w:t>
       <w:br/>
       <w:br/>
     </w:r>

--- a/tillsyn/A 41565-2023 tillsynsbegäran.docx
+++ b/tillsyn/A 41565-2023 tillsynsbegäran.docx
@@ -767,7 +767,7 @@
     <w:r>
       <w:tab/>
       <w:tab/>
-      <w:t>2026-07-28</w:t>
+      <w:t>2026-07-29</w:t>
       <w:br/>
       <w:br/>
     </w:r>

--- a/tillsyn/A 41565-2023 tillsynsbegäran.docx
+++ b/tillsyn/A 41565-2023 tillsynsbegäran.docx
@@ -767,7 +767,7 @@
     <w:r>
       <w:tab/>
       <w:tab/>
-      <w:t>2026-07-29</w:t>
+      <w:t>2026-07-30</w:t>
       <w:br/>
       <w:br/>
     </w:r>

--- a/tillsyn/A 41565-2023 tillsynsbegäran.docx
+++ b/tillsyn/A 41565-2023 tillsynsbegäran.docx
@@ -767,7 +767,7 @@
     <w:r>
       <w:tab/>
       <w:tab/>
-      <w:t>2026-07-30</w:t>
+      <w:t>2026-07-31</w:t>
       <w:br/>
       <w:br/>
     </w:r>

--- a/tillsyn/A 41565-2023 tillsynsbegäran.docx
+++ b/tillsyn/A 41565-2023 tillsynsbegäran.docx
@@ -767,7 +767,7 @@
     <w:r>
       <w:tab/>
       <w:tab/>
-      <w:t>2026-07-31</w:t>
+      <w:t>2026-08-01</w:t>
       <w:br/>
       <w:br/>
     </w:r>

--- a/tillsyn/A 41565-2023 tillsynsbegäran.docx
+++ b/tillsyn/A 41565-2023 tillsynsbegäran.docx
@@ -767,7 +767,7 @@
     <w:r>
       <w:tab/>
       <w:tab/>
-      <w:t>2026-08-01</w:t>
+      <w:t>2026-08-02</w:t>
       <w:br/>
       <w:br/>
     </w:r>

--- a/tillsyn/A 41565-2023 tillsynsbegäran.docx
+++ b/tillsyn/A 41565-2023 tillsynsbegäran.docx
@@ -767,7 +767,7 @@
     <w:r>
       <w:tab/>
       <w:tab/>
-      <w:t>2026-08-02</w:t>
+      <w:t>2026-08-03</w:t>
       <w:br/>
       <w:br/>
     </w:r>

--- a/tillsyn/A 41565-2023 tillsynsbegäran.docx
+++ b/tillsyn/A 41565-2023 tillsynsbegäran.docx
@@ -767,7 +767,7 @@
     <w:r>
       <w:tab/>
       <w:tab/>
-      <w:t>2026-08-03</w:t>
+      <w:t>2026-08-05</w:t>
       <w:br/>
       <w:br/>
     </w:r>

--- a/tillsyn/A 41565-2023 tillsynsbegäran.docx
+++ b/tillsyn/A 41565-2023 tillsynsbegäran.docx
@@ -767,7 +767,7 @@
     <w:r>
       <w:tab/>
       <w:tab/>
-      <w:t>2026-08-05</w:t>
+      <w:t>2026-08-07</w:t>
       <w:br/>
       <w:br/>
     </w:r>

--- a/tillsyn/A 41565-2023 tillsynsbegäran.docx
+++ b/tillsyn/A 41565-2023 tillsynsbegäran.docx
@@ -767,7 +767,7 @@
     <w:r>
       <w:tab/>
       <w:tab/>
-      <w:t>2026-08-07</w:t>
+      <w:t>2026-08-08</w:t>
       <w:br/>
       <w:br/>
     </w:r>

--- a/tillsyn/A 41565-2023 tillsynsbegäran.docx
+++ b/tillsyn/A 41565-2023 tillsynsbegäran.docx
@@ -60,7 +60,7 @@
         <w:spacing w:after="240"/>
       </w:pPr>
       <w:r>
-        <w:t>Figur 1. Fyndplatser för naturvårdsarter i och inom 17 meter från avverkningsanmälan. Markörer utan svart kant är placerade på fyndplatsen. Markörer med svart kant är placerade vid sidan av fyndplatsen har ett svart streck som visar fyndplatsens exakta position. Kartans mittpunktskoordinat är N 6584455, E 409877 i SWEREF 99 TM.</w:t>
+        <w:t>Figur 1. Fyndplatser för naturvårdsarter i och inom 17 meter från avverkningsanmälan. Markörer utan svart kant är placerade på fyndplatsen. Markörer med svart kant är placerade vid sidan av fyndplatsen och har ett svart streck som visar fyndplatsens exakta position. Kartans mittpunktskoordinat är N 6584455, E 409877 i SWEREF 99 TM.</w:t>
       </w:r>
     </w:p>
     <w:p>
@@ -767,7 +767,7 @@
     <w:r>
       <w:tab/>
       <w:tab/>
-      <w:t>2026-08-14</w:t>
+      <w:t>2026-08-15</w:t>
       <w:br/>
       <w:br/>
     </w:r>

--- a/tillsyn/A 41565-2023 tillsynsbegäran.docx
+++ b/tillsyn/A 41565-2023 tillsynsbegäran.docx
@@ -767,7 +767,7 @@
     <w:r>
       <w:tab/>
       <w:tab/>
-      <w:t>2026-08-15</w:t>
+      <w:t>2026-08-16</w:t>
       <w:br/>
       <w:br/>
     </w:r>

--- a/tillsyn/A 41565-2023 tillsynsbegäran.docx
+++ b/tillsyn/A 41565-2023 tillsynsbegäran.docx
@@ -767,7 +767,7 @@
     <w:r>
       <w:tab/>
       <w:tab/>
-      <w:t>2026-08-16</w:t>
+      <w:t>2026-08-17</w:t>
       <w:br/>
       <w:br/>
     </w:r>

--- a/tillsyn/A 41565-2023 tillsynsbegäran.docx
+++ b/tillsyn/A 41565-2023 tillsynsbegäran.docx
@@ -767,7 +767,7 @@
     <w:r>
       <w:tab/>
       <w:tab/>
-      <w:t>2026-08-17</w:t>
+      <w:t>2026-08-18</w:t>
       <w:br/>
       <w:br/>
     </w:r>

--- a/tillsyn/A 41565-2023 tillsynsbegäran.docx
+++ b/tillsyn/A 41565-2023 tillsynsbegäran.docx
@@ -767,7 +767,7 @@
     <w:r>
       <w:tab/>
       <w:tab/>
-      <w:t>2026-08-18</w:t>
+      <w:t>2026-08-19</w:t>
       <w:br/>
       <w:br/>
     </w:r>

--- a/tillsyn/A 41565-2023 tillsynsbegäran.docx
+++ b/tillsyn/A 41565-2023 tillsynsbegäran.docx
@@ -767,7 +767,7 @@
     <w:r>
       <w:tab/>
       <w:tab/>
-      <w:t>2026-08-19</w:t>
+      <w:t>2026-08-20</w:t>
       <w:br/>
       <w:br/>
     </w:r>

--- a/tillsyn/A 41565-2023 tillsynsbegäran.docx
+++ b/tillsyn/A 41565-2023 tillsynsbegäran.docx
@@ -767,7 +767,7 @@
     <w:r>
       <w:tab/>
       <w:tab/>
-      <w:t>2026-08-20</w:t>
+      <w:t>2026-08-21</w:t>
       <w:br/>
       <w:br/>
     </w:r>

--- a/tillsyn/A 41565-2023 tillsynsbegäran.docx
+++ b/tillsyn/A 41565-2023 tillsynsbegäran.docx
@@ -767,7 +767,7 @@
     <w:r>
       <w:tab/>
       <w:tab/>
-      <w:t>2026-08-21</w:t>
+      <w:t>2026-08-22</w:t>
       <w:br/>
       <w:br/>
     </w:r>

--- a/tillsyn/A 41565-2023 tillsynsbegäran.docx
+++ b/tillsyn/A 41565-2023 tillsynsbegäran.docx
@@ -767,7 +767,7 @@
     <w:r>
       <w:tab/>
       <w:tab/>
-      <w:t>2026-08-22</w:t>
+      <w:t>2026-08-23</w:t>
       <w:br/>
       <w:br/>
     </w:r>

--- a/tillsyn/A 41565-2023 tillsynsbegäran.docx
+++ b/tillsyn/A 41565-2023 tillsynsbegäran.docx
@@ -767,7 +767,7 @@
     <w:r>
       <w:tab/>
       <w:tab/>
-      <w:t>2026-08-23</w:t>
+      <w:t>2026-08-24</w:t>
       <w:br/>
       <w:br/>
     </w:r>

--- a/tillsyn/A 41565-2023 tillsynsbegäran.docx
+++ b/tillsyn/A 41565-2023 tillsynsbegäran.docx
@@ -767,7 +767,7 @@
     <w:r>
       <w:tab/>
       <w:tab/>
-      <w:t>2026-08-24</w:t>
+      <w:t>2026-08-25</w:t>
       <w:br/>
       <w:br/>
     </w:r>

--- a/tillsyn/A 41565-2023 tillsynsbegäran.docx
+++ b/tillsyn/A 41565-2023 tillsynsbegäran.docx
@@ -767,7 +767,7 @@
     <w:r>
       <w:tab/>
       <w:tab/>
-      <w:t>2026-08-25</w:t>
+      <w:t>2026-08-26</w:t>
       <w:br/>
       <w:br/>
     </w:r>

--- a/tillsyn/A 41565-2023 tillsynsbegäran.docx
+++ b/tillsyn/A 41565-2023 tillsynsbegäran.docx
@@ -767,7 +767,7 @@
     <w:r>
       <w:tab/>
       <w:tab/>
-      <w:t>2026-08-26</w:t>
+      <w:t>2026-08-27</w:t>
       <w:br/>
       <w:br/>
     </w:r>

--- a/tillsyn/A 41565-2023 tillsynsbegäran.docx
+++ b/tillsyn/A 41565-2023 tillsynsbegäran.docx
@@ -767,7 +767,7 @@
     <w:r>
       <w:tab/>
       <w:tab/>
-      <w:t>2026-08-27</w:t>
+      <w:t>2026-08-28</w:t>
       <w:br/>
       <w:br/>
     </w:r>

--- a/tillsyn/A 41565-2023 tillsynsbegäran.docx
+++ b/tillsyn/A 41565-2023 tillsynsbegäran.docx
@@ -767,7 +767,7 @@
     <w:r>
       <w:tab/>
       <w:tab/>
-      <w:t>2026-08-28</w:t>
+      <w:t>2026-08-29</w:t>
       <w:br/>
       <w:br/>
     </w:r>

--- a/tillsyn/A 41565-2023 tillsynsbegäran.docx
+++ b/tillsyn/A 41565-2023 tillsynsbegäran.docx
@@ -767,7 +767,7 @@
     <w:r>
       <w:tab/>
       <w:tab/>
-      <w:t>2026-08-29</w:t>
+      <w:t>2026-08-31</w:t>
       <w:br/>
       <w:br/>
     </w:r>

--- a/tillsyn/A 41565-2023 tillsynsbegäran.docx
+++ b/tillsyn/A 41565-2023 tillsynsbegäran.docx
@@ -767,7 +767,7 @@
     <w:r>
       <w:tab/>
       <w:tab/>
-      <w:t>2026-08-31</w:t>
+      <w:t>2026-09-01</w:t>
       <w:br/>
       <w:br/>
     </w:r>

--- a/tillsyn/A 41565-2023 tillsynsbegäran.docx
+++ b/tillsyn/A 41565-2023 tillsynsbegäran.docx
@@ -767,7 +767,7 @@
     <w:r>
       <w:tab/>
       <w:tab/>
-      <w:t>2026-09-01</w:t>
+      <w:t>2026-09-02</w:t>
       <w:br/>
       <w:br/>
     </w:r>

--- a/tillsyn/A 41565-2023 tillsynsbegäran.docx
+++ b/tillsyn/A 41565-2023 tillsynsbegäran.docx
@@ -767,7 +767,7 @@
     <w:r>
       <w:tab/>
       <w:tab/>
-      <w:t>2026-09-02</w:t>
+      <w:t>2026-09-03</w:t>
       <w:br/>
       <w:br/>
     </w:r>

--- a/tillsyn/A 41565-2023 tillsynsbegäran.docx
+++ b/tillsyn/A 41565-2023 tillsynsbegäran.docx
@@ -767,7 +767,7 @@
     <w:r>
       <w:tab/>
       <w:tab/>
-      <w:t>2026-09-03</w:t>
+      <w:t>2026-09-04</w:t>
       <w:br/>
       <w:br/>
     </w:r>

--- a/tillsyn/A 41565-2023 tillsynsbegäran.docx
+++ b/tillsyn/A 41565-2023 tillsynsbegäran.docx
@@ -767,7 +767,7 @@
     <w:r>
       <w:tab/>
       <w:tab/>
-      <w:t>2026-09-04</w:t>
+      <w:t>2026-09-05</w:t>
       <w:br/>
       <w:br/>
     </w:r>

--- a/tillsyn/A 41565-2023 tillsynsbegäran.docx
+++ b/tillsyn/A 41565-2023 tillsynsbegäran.docx
@@ -767,7 +767,7 @@
     <w:r>
       <w:tab/>
       <w:tab/>
-      <w:t>2026-09-05</w:t>
+      <w:t>2026-09-06</w:t>
       <w:br/>
       <w:br/>
     </w:r>

--- a/tillsyn/A 41565-2023 tillsynsbegäran.docx
+++ b/tillsyn/A 41565-2023 tillsynsbegäran.docx
@@ -767,7 +767,7 @@
     <w:r>
       <w:tab/>
       <w:tab/>
-      <w:t>2026-09-06</w:t>
+      <w:t>2026-09-07</w:t>
       <w:br/>
       <w:br/>
     </w:r>

--- a/tillsyn/A 41565-2023 tillsynsbegäran.docx
+++ b/tillsyn/A 41565-2023 tillsynsbegäran.docx
@@ -767,7 +767,7 @@
     <w:r>
       <w:tab/>
       <w:tab/>
-      <w:t>2026-09-07</w:t>
+      <w:t>2026-09-08</w:t>
       <w:br/>
       <w:br/>
     </w:r>

--- a/tillsyn/A 41565-2023 tillsynsbegäran.docx
+++ b/tillsyn/A 41565-2023 tillsynsbegäran.docx
@@ -767,7 +767,7 @@
     <w:r>
       <w:tab/>
       <w:tab/>
-      <w:t>2026-09-08</w:t>
+      <w:t>2026-09-09</w:t>
       <w:br/>
       <w:br/>
     </w:r>

--- a/tillsyn/A 41565-2023 tillsynsbegäran.docx
+++ b/tillsyn/A 41565-2023 tillsynsbegäran.docx
@@ -767,7 +767,7 @@
     <w:r>
       <w:tab/>
       <w:tab/>
-      <w:t>2026-09-09</w:t>
+      <w:t>2026-09-10</w:t>
       <w:br/>
       <w:br/>
     </w:r>

--- a/tillsyn/A 41565-2023 tillsynsbegäran.docx
+++ b/tillsyn/A 41565-2023 tillsynsbegäran.docx
@@ -767,7 +767,7 @@
     <w:r>
       <w:tab/>
       <w:tab/>
-      <w:t>2026-09-10</w:t>
+      <w:t>2026-09-11</w:t>
       <w:br/>
       <w:br/>
     </w:r>

--- a/tillsyn/A 41565-2023 tillsynsbegäran.docx
+++ b/tillsyn/A 41565-2023 tillsynsbegäran.docx
@@ -767,7 +767,7 @@
     <w:r>
       <w:tab/>
       <w:tab/>
-      <w:t>2026-09-11</w:t>
+      <w:t>2026-09-12</w:t>
       <w:br/>
       <w:br/>
     </w:r>
